--- a/library/intune-solutions/macos-ade-with-sso/v1.0.0/deliverables/ADEMAC-Solution.docx
+++ b/library/intune-solutions/macos-ade-with-sso/v1.0.0/deliverables/ADEMAC-Solution.docx
@@ -15,32 +15,6 @@
       <w:r>
         <w:rPr>
           <w:b/>
-          <w:color w:val="1F3A5F"/>
-          <w:sz w:val="52"/>
-        </w:rPr>
-        <w:t>PHOENIXTEKK</w:t>
-      </w:r>
-    </w:p>
-    <w:p>
-      <w:pPr>
-        <w:jc w:val="center"/>
-      </w:pPr>
-      <w:r>
-        <w:rPr>
-          <w:color w:val="2E86C1"/>
-          <w:sz w:val="24"/>
-        </w:rPr>
-        <w:t>Workplace Marketplace · Intune Solutions</w:t>
-      </w:r>
-    </w:p>
-    <w:p/>
-    <w:p>
-      <w:pPr>
-        <w:jc w:val="center"/>
-      </w:pPr>
-      <w:r>
-        <w:rPr>
-          <w:b/>
           <w:sz w:val="40"/>
         </w:rPr>
         <w:t>macOS Automated Device Enrollment with SSO</w:t>
@@ -75,8 +49,6 @@
           <w:sz w:val="20"/>
         </w:rPr>
         <w:t>Version 1.0.0    ·    2026-06-14</w:t>
-        <w:br/>
-        <w:t>Phoenixtekk · workplace.phoenixtekk.com</w:t>
       </w:r>
     </w:p>
     <w:p>
@@ -237,7 +209,7 @@
     </w:p>
     <w:p>
       <w:r>
-        <w:t xml:space="preserve">The package follows the standard Phoenixtekk shape — </w:t>
+        <w:t xml:space="preserve">The package follows the standard repeatable shape — </w:t>
       </w:r>
       <w:r>
         <w:rPr>
@@ -807,7 +779,7 @@
         <w:pStyle w:val="Heading2"/>
       </w:pPr>
       <w:r>
-        <w:t>The standard Phoenixtekk deployment model</w:t>
+        <w:t>The standard deployment model</w:t>
       </w:r>
     </w:p>
     <w:p>
@@ -838,7 +810,7 @@
     </w:p>
     <w:p>
       <w:r>
-        <w:t xml:space="preserve">Every step follows the Phoenixtekk pattern: </w:t>
+        <w:t xml:space="preserve">Every step follows the repeatable pattern: </w:t>
       </w:r>
       <w:r>
         <w:rPr>
@@ -1777,7 +1749,7 @@
         <w:t>every</w:t>
       </w:r>
       <w:r>
-        <w:t xml:space="preserve"> Phoenixtekk solution in the </w:t>
+        <w:t xml:space="preserve"> solution in the </w:t>
       </w:r>
       <w:r>
         <w:rPr>
@@ -2083,7 +2055,7 @@
         <w:t>Why:</w:t>
       </w:r>
       <w:r>
-        <w:t xml:space="preserve"> Every Phoenixtekk solution is piloted to a small group before fleet rollout. </w:t>
+        <w:t xml:space="preserve"> Every solution is piloted to a small group before fleet rollout. </w:t>
       </w:r>
       <w:r>
         <w:rPr>
@@ -2281,7 +2253,7 @@
         <w:rPr>
           <w:b/>
         </w:rPr>
-        <w:t>The Phoenixtekk deployment model (all solutions):</w:t>
+        <w:t>The standard deployment model (all solutions):</w:t>
       </w:r>
       <w:r>
         <w:t xml:space="preserve"> </w:t>
@@ -2321,7 +2293,7 @@
         <w:t>click to implement</w:t>
       </w:r>
       <w:r>
-        <w:t xml:space="preserve">. Throughout, the Phoenixtekk pattern applies: </w:t>
+        <w:t xml:space="preserve">. Throughout, the repeatable pattern applies: </w:t>
       </w:r>
       <w:r>
         <w:rPr>
@@ -3967,336 +3939,86 @@
       </w:r>
       <w:r>
         <w:rPr>
-          <w:b/>
-        </w:rPr>
-        <w:t>`ADEMAC-Discovery.ps1`</w:t>
-      </w:r>
-      <w:r>
-        <w:t xml:space="preserve"> (tenant readiness) and </w:t>
-      </w:r>
-      <w:r>
-        <w:rPr>
-          <w:b/>
-        </w:rPr>
-        <w:t>`ADEMAC-Validation.ps1`</w:t>
-      </w:r>
-      <w:r>
-        <w:t xml:space="preserve"> (this device):</w:t>
-      </w:r>
-    </w:p>
-    <w:p>
-      <w:r>
-        <w:t xml:space="preserve">   confirm the Mac is </w:t>
-      </w:r>
-      <w:r>
-        <w:rPr>
-          <w:b/>
-        </w:rPr>
-        <w:t>enrolled, supervised, ADE</w:t>
-      </w:r>
-      <w:r>
-        <w:t xml:space="preserve">, has the </w:t>
-      </w:r>
-      <w:r>
-        <w:rPr>
-          <w:b/>
-        </w:rPr>
-        <w:t>SSO profile applied</w:t>
-      </w:r>
-      <w:r>
-        <w:t xml:space="preserve">, and is    </w:t>
-      </w:r>
-      <w:r>
-        <w:rPr>
-          <w:b/>
-        </w:rPr>
-        <w:t>registered</w:t>
-      </w:r>
-      <w:r>
-        <w:t xml:space="preserve"> with Entra.</w:t>
-      </w:r>
-    </w:p>
-    <w:p>
-      <w:pPr>
-        <w:pStyle w:val="ListNumber"/>
-      </w:pPr>
-      <w:r>
-        <w:t xml:space="preserve">On the Mac, open a Microsoft 365 web app and confirm </w:t>
-      </w:r>
-      <w:r>
-        <w:rPr>
-          <w:b/>
-        </w:rPr>
-        <w:t>silent SSO</w:t>
-      </w:r>
-      <w:r>
-        <w:t xml:space="preserve"> (no password prompt).</w:t>
-      </w:r>
-    </w:p>
-    <w:p>
-      <w:pPr>
-        <w:pStyle w:val="ListNumber"/>
-      </w:pPr>
-      <w:r>
-        <w:t xml:space="preserve">Confirm compliance in </w:t>
-      </w:r>
-      <w:r>
-        <w:rPr>
-          <w:b/>
-        </w:rPr>
-        <w:t>Intune → Devices → macOS → (device) → Compliance</w:t>
-      </w:r>
-      <w:r>
-        <w:t>.</w:t>
-      </w:r>
-    </w:p>
-    <w:p>
-      <w:pPr>
-        <w:pStyle w:val="Heading3"/>
-      </w:pPr>
-      <w:r>
-        <w:t>Step 15. Expand</w:t>
-      </w:r>
-    </w:p>
-    <w:p>
-      <w:pPr>
-        <w:pStyle w:val="ListNumber"/>
-      </w:pPr>
-      <w:r>
-        <w:t>Once the pilot passes, assign the enrollment profile and the Company Portal/SSO/compliance</w:t>
-      </w:r>
-    </w:p>
-    <w:p>
-      <w:r>
-        <w:t xml:space="preserve">   policies to broader groups (or make the enrollment profile the </w:t>
-      </w:r>
-      <w:r>
-        <w:rPr>
-          <w:b/>
-        </w:rPr>
-        <w:t>default</w:t>
-      </w:r>
-      <w:r>
-        <w:t xml:space="preserve"> for the token).</w:t>
-      </w:r>
-    </w:p>
-    <w:p>
-      <w:pPr>
-        <w:pStyle w:val="ListNumber"/>
-      </w:pPr>
-      <w:r>
-        <w:t xml:space="preserve">Move any Conditional Access policy from </w:t>
-      </w:r>
-      <w:r>
-        <w:rPr>
-          <w:b/>
-        </w:rPr>
-        <w:t>report-only</w:t>
-      </w:r>
-      <w:r>
-        <w:t xml:space="preserve"> to </w:t>
-      </w:r>
-      <w:r>
-        <w:rPr>
-          <w:b/>
-        </w:rPr>
-        <w:t>on</w:t>
-      </w:r>
-      <w:r>
-        <w:t xml:space="preserve"> for macOS.</w:t>
-      </w:r>
-    </w:p>
-    <w:p>
-      <w:pPr>
-        <w:pStyle w:val="ListNumber"/>
-      </w:pPr>
-      <w:r>
-        <w:t>Roll out in waves, validating each wave with the scripts before widening.</w:t>
-      </w:r>
-    </w:p>
-    <w:p>
-      <w:pPr>
-        <w:pStyle w:val="Heading1"/>
-      </w:pPr>
-      <w:r>
-        <w:t>5. Testing &amp; Validation — macOS Automated Device Enrollment with SSO</w:t>
-      </w:r>
-    </w:p>
-    <w:p>
-      <w:r>
-        <w:t xml:space="preserve">Validate against a </w:t>
-      </w:r>
-      <w:r>
-        <w:rPr>
-          <w:b/>
-        </w:rPr>
-        <w:t>pilot device</w:t>
-      </w:r>
-      <w:r>
-        <w:t xml:space="preserve"> before expanding. Each test has an explicit </w:t>
-      </w:r>
-      <w:r>
-        <w:rPr>
-          <w:b/>
-        </w:rPr>
-        <w:t>pass/fail gate</w:t>
-      </w:r>
-      <w:r>
-        <w:t>. Use the included PowerShell scripts (Microsoft Graph) for tenant-side checks and the on-device steps for the user experience.</w:t>
-      </w:r>
-    </w:p>
-    <w:p>
-      <w:pPr>
-        <w:pStyle w:val="Heading2"/>
-      </w:pPr>
-      <w:r>
-        <w:t>Test 1 — Tenant readiness</w:t>
-      </w:r>
-    </w:p>
-    <w:p>
-      <w:r>
-        <w:rPr>
-          <w:b/>
-        </w:rPr>
-        <w:t>Procedure:</w:t>
-      </w:r>
-      <w:r>
-        <w:t xml:space="preserve"> Run </w:t>
-      </w:r>
-      <w:r>
-        <w:rPr>
           <w:rFonts w:ascii="Consolas" w:hAnsi="Consolas"/>
           <w:sz w:val="19"/>
         </w:rPr>
         <w:t>ADEMAC-Discovery.ps1</w:t>
       </w:r>
       <w:r>
-        <w:t xml:space="preserve">. </w:t>
-      </w:r>
-      <w:r>
-        <w:rPr>
-          <w:b/>
-        </w:rPr>
-        <w:t>Pass:</w:t>
-      </w:r>
-      <w:r>
-        <w:t xml:space="preserve"> APNs certificate </w:t>
-      </w:r>
-      <w:r>
-        <w:rPr>
-          <w:b/>
-        </w:rPr>
-        <w:t>Active</w:t>
-      </w:r>
-      <w:r>
-        <w:t xml:space="preserve"> (expiry &gt; 30 days), an </w:t>
-      </w:r>
-      <w:r>
-        <w:rPr>
-          <w:b/>
-        </w:rPr>
-        <w:t>ADE/enrollment token</w:t>
-      </w:r>
-      <w:r>
-        <w:t xml:space="preserve"> present (expiry &gt; 30 days), at least one </w:t>
-      </w:r>
-      <w:r>
-        <w:rPr>
-          <w:b/>
-        </w:rPr>
-        <w:t>macOS enrollment profile</w:t>
-      </w:r>
-      <w:r>
-        <w:t xml:space="preserve">, Company Portal app assigned, and a </w:t>
-      </w:r>
-      <w:r>
-        <w:rPr>
-          <w:b/>
-        </w:rPr>
-        <w:t>Platform SSO</w:t>
-      </w:r>
-      <w:r>
-        <w:t xml:space="preserve"> configuration profile present. </w:t>
-      </w:r>
-      <w:r>
-        <w:rPr>
-          <w:b/>
-        </w:rPr>
-        <w:t>Fail:</w:t>
-      </w:r>
-      <w:r>
-        <w:t xml:space="preserve"> Any of the above missing or expiring within 30 days → resolve before enrolling devices.</w:t>
-      </w:r>
-    </w:p>
-    <w:p>
-      <w:pPr>
-        <w:pStyle w:val="Heading2"/>
-      </w:pPr>
-      <w:r>
-        <w:t>Test 2 — Device appears as ADE</w:t>
-      </w:r>
-    </w:p>
-    <w:p>
-      <w:r>
-        <w:rPr>
-          <w:b/>
-        </w:rPr>
-        <w:t>Procedure:</w:t>
-      </w:r>
-      <w:r>
-        <w:t xml:space="preserve"> In Intune → Enrollment program tokens → (token) → </w:t>
-      </w:r>
-      <w:r>
-        <w:rPr>
-          <w:b/>
-        </w:rPr>
-        <w:t>Devices</w:t>
-      </w:r>
-      <w:r>
-        <w:t xml:space="preserve">, locate the pilot serial; or run </w:t>
+        <w:t xml:space="preserve"> (tenant readiness) and </w:t>
       </w:r>
       <w:r>
         <w:rPr>
           <w:rFonts w:ascii="Consolas" w:hAnsi="Consolas"/>
           <w:sz w:val="19"/>
         </w:rPr>
-        <w:t>ADEMAC-DeviceReport.ps1</w:t>
-      </w:r>
-      <w:r>
-        <w:t xml:space="preserve">. </w:t>
-      </w:r>
-      <w:r>
-        <w:rPr>
-          <w:b/>
-        </w:rPr>
-        <w:t>Pass:</w:t>
-      </w:r>
-      <w:r>
-        <w:t xml:space="preserve"> The serial is listed, </w:t>
-      </w:r>
-      <w:r>
-        <w:rPr>
-          <w:b/>
-        </w:rPr>
-        <w:t>profile assigned</w:t>
-      </w:r>
-      <w:r>
-        <w:t xml:space="preserve">, status ready for enrollment. </w:t>
-      </w:r>
-      <w:r>
-        <w:rPr>
-          <w:b/>
-        </w:rPr>
-        <w:t>Fail:</w:t>
-      </w:r>
-      <w:r>
-        <w:t xml:space="preserve"> Serial missing → re-check ABM MDM-server assignment (R5) and </w:t>
-      </w:r>
-      <w:r>
-        <w:rPr>
-          <w:b/>
-        </w:rPr>
-        <w:t>Sync</w:t>
+        <w:t>ADEMAC-Validation.ps1</w:t>
+      </w:r>
+      <w:r>
+        <w:t xml:space="preserve"> (this device):</w:t>
+      </w:r>
+    </w:p>
+    <w:p>
+      <w:r>
+        <w:t xml:space="preserve">   confirm the Mac is </w:t>
+      </w:r>
+      <w:r>
+        <w:rPr>
+          <w:b/>
+        </w:rPr>
+        <w:t>enrolled, supervised, ADE</w:t>
+      </w:r>
+      <w:r>
+        <w:t xml:space="preserve">, has the </w:t>
+      </w:r>
+      <w:r>
+        <w:rPr>
+          <w:b/>
+        </w:rPr>
+        <w:t>SSO profile applied</w:t>
+      </w:r>
+      <w:r>
+        <w:t xml:space="preserve">, and is    </w:t>
+      </w:r>
+      <w:r>
+        <w:rPr>
+          <w:b/>
+        </w:rPr>
+        <w:t>registered</w:t>
+      </w:r>
+      <w:r>
+        <w:t xml:space="preserve"> with Entra.</w:t>
+      </w:r>
+    </w:p>
+    <w:p>
+      <w:pPr>
+        <w:pStyle w:val="ListNumber"/>
+      </w:pPr>
+      <w:r>
+        <w:t xml:space="preserve">On the Mac, open a Microsoft 365 web app and confirm </w:t>
+      </w:r>
+      <w:r>
+        <w:rPr>
+          <w:b/>
+        </w:rPr>
+        <w:t>silent SSO</w:t>
+      </w:r>
+      <w:r>
+        <w:t xml:space="preserve"> (no password prompt).</w:t>
+      </w:r>
+    </w:p>
+    <w:p>
+      <w:pPr>
+        <w:pStyle w:val="ListNumber"/>
+      </w:pPr>
+      <w:r>
+        <w:t xml:space="preserve">Confirm compliance in </w:t>
+      </w:r>
+      <w:r>
+        <w:rPr>
+          <w:b/>
+        </w:rPr>
+        <w:t>Intune → Devices → macOS → (device) → Compliance</w:t>
       </w:r>
       <w:r>
         <w:t>.</w:t>
@@ -4304,10 +4026,105 @@
     </w:p>
     <w:p>
       <w:pPr>
+        <w:pStyle w:val="Heading3"/>
+      </w:pPr>
+      <w:r>
+        <w:t>Step 15. Expand</w:t>
+      </w:r>
+    </w:p>
+    <w:p>
+      <w:pPr>
+        <w:pStyle w:val="ListNumber"/>
+      </w:pPr>
+      <w:r>
+        <w:t>Once the pilot passes, assign the enrollment profile and the Company Portal/SSO/compliance</w:t>
+      </w:r>
+    </w:p>
+    <w:p>
+      <w:r>
+        <w:t xml:space="preserve">   policies to broader groups (or make the enrollment profile the </w:t>
+      </w:r>
+      <w:r>
+        <w:rPr>
+          <w:b/>
+        </w:rPr>
+        <w:t>default</w:t>
+      </w:r>
+      <w:r>
+        <w:t xml:space="preserve"> for the token).</w:t>
+      </w:r>
+    </w:p>
+    <w:p>
+      <w:pPr>
+        <w:pStyle w:val="ListNumber"/>
+      </w:pPr>
+      <w:r>
+        <w:t xml:space="preserve">Move any Conditional Access policy from </w:t>
+      </w:r>
+      <w:r>
+        <w:rPr>
+          <w:b/>
+        </w:rPr>
+        <w:t>report-only</w:t>
+      </w:r>
+      <w:r>
+        <w:t xml:space="preserve"> to </w:t>
+      </w:r>
+      <w:r>
+        <w:rPr>
+          <w:b/>
+        </w:rPr>
+        <w:t>on</w:t>
+      </w:r>
+      <w:r>
+        <w:t xml:space="preserve"> for macOS.</w:t>
+      </w:r>
+    </w:p>
+    <w:p>
+      <w:pPr>
+        <w:pStyle w:val="ListNumber"/>
+      </w:pPr>
+      <w:r>
+        <w:t>Roll out in waves, validating each wave with the scripts before widening.</w:t>
+      </w:r>
+    </w:p>
+    <w:p>
+      <w:pPr>
+        <w:pStyle w:val="Heading1"/>
+      </w:pPr>
+      <w:r>
+        <w:t>5. Testing &amp; Validation — macOS Automated Device Enrollment with SSO</w:t>
+      </w:r>
+    </w:p>
+    <w:p>
+      <w:r>
+        <w:t xml:space="preserve">Validate against a </w:t>
+      </w:r>
+      <w:r>
+        <w:rPr>
+          <w:b/>
+        </w:rPr>
+        <w:t>pilot device</w:t>
+      </w:r>
+      <w:r>
+        <w:t xml:space="preserve"> before expanding. Each test has an explicit </w:t>
+      </w:r>
+      <w:r>
+        <w:rPr>
+          <w:b/>
+        </w:rPr>
+        <w:t>pass/fail gate</w:t>
+      </w:r>
+      <w:r>
+        <w:t>. Use the included PowerShell scripts (Microsoft Graph) for tenant-side checks and the on-device steps for the user experience.</w:t>
+      </w:r>
+    </w:p>
+    <w:p>
+      <w:pPr>
         <w:pStyle w:val="Heading2"/>
       </w:pPr>
       <w:r>
-        <w:t>Test 3 — Zero-touch enrollment</w:t>
+        <w:t>Test 1 — Tenant readiness</w:t>
       </w:r>
     </w:p>
     <w:p>
@@ -4318,53 +4135,71 @@
         <w:t>Procedure:</w:t>
       </w:r>
       <w:r>
-        <w:t xml:space="preserve"> Erase the pilot Mac and run Setup Assistant on a managed network. </w:t>
-      </w:r>
-      <w:r>
-        <w:rPr>
-          <w:b/>
-        </w:rPr>
-        <w:t>Pass:</w:t>
-      </w:r>
-      <w:r>
-        <w:t xml:space="preserve"> A </w:t>
-      </w:r>
-      <w:r>
-        <w:rPr>
-          <w:b/>
-        </w:rPr>
-        <w:t>Remote Management</w:t>
-      </w:r>
-      <w:r>
-        <w:t xml:space="preserve"> screen names your organization; enrollment completes without manual MDM profile installation; the device shows in </w:t>
-      </w:r>
-      <w:r>
-        <w:rPr>
-          <w:b/>
-        </w:rPr>
-        <w:t>Intune → Devices → macOS</w:t>
-      </w:r>
-      <w:r>
-        <w:t xml:space="preserve"> within minutes. </w:t>
-      </w:r>
-      <w:r>
-        <w:rPr>
-          <w:b/>
-        </w:rPr>
-        <w:t>Fail:</w:t>
-      </w:r>
-      <w:r>
-        <w:t xml:space="preserve"> No Remote Management screen → device not assigned/synced, or network blocks </w:t>
+        <w:t xml:space="preserve"> Run </w:t>
       </w:r>
       <w:r>
         <w:rPr>
           <w:rFonts w:ascii="Consolas" w:hAnsi="Consolas"/>
           <w:sz w:val="19"/>
         </w:rPr>
-        <w:t>mdmenrollment.apple.com</w:t>
-      </w:r>
-      <w:r>
-        <w:t xml:space="preserve"> (R9).</w:t>
+        <w:t>ADEMAC-Discovery.ps1</w:t>
+      </w:r>
+      <w:r>
+        <w:t xml:space="preserve">. </w:t>
+      </w:r>
+      <w:r>
+        <w:rPr>
+          <w:b/>
+        </w:rPr>
+        <w:t>Pass:</w:t>
+      </w:r>
+      <w:r>
+        <w:t xml:space="preserve"> APNs certificate </w:t>
+      </w:r>
+      <w:r>
+        <w:rPr>
+          <w:b/>
+        </w:rPr>
+        <w:t>Active</w:t>
+      </w:r>
+      <w:r>
+        <w:t xml:space="preserve"> (expiry &gt; 30 days), an </w:t>
+      </w:r>
+      <w:r>
+        <w:rPr>
+          <w:b/>
+        </w:rPr>
+        <w:t>ADE/enrollment token</w:t>
+      </w:r>
+      <w:r>
+        <w:t xml:space="preserve"> present (expiry &gt; 30 days), at least one </w:t>
+      </w:r>
+      <w:r>
+        <w:rPr>
+          <w:b/>
+        </w:rPr>
+        <w:t>macOS enrollment profile</w:t>
+      </w:r>
+      <w:r>
+        <w:t xml:space="preserve">, Company Portal app assigned, and a </w:t>
+      </w:r>
+      <w:r>
+        <w:rPr>
+          <w:b/>
+        </w:rPr>
+        <w:t>Platform SSO</w:t>
+      </w:r>
+      <w:r>
+        <w:t xml:space="preserve"> configuration profile present. </w:t>
+      </w:r>
+      <w:r>
+        <w:rPr>
+          <w:b/>
+        </w:rPr>
+        <w:t>Fail:</w:t>
+      </w:r>
+      <w:r>
+        <w:t xml:space="preserve"> Any of the above missing or expiring within 30 days → resolve before enrolling devices.</w:t>
       </w:r>
     </w:p>
     <w:p>
@@ -4372,7 +4207,7 @@
         <w:pStyle w:val="Heading2"/>
       </w:pPr>
       <w:r>
-        <w:t>Test 4 — Supervision and lock</w:t>
+        <w:t>Test 2 — Device appears as ADE</w:t>
       </w:r>
     </w:p>
     <w:p>
@@ -4383,17 +4218,26 @@
         <w:t>Procedure:</w:t>
       </w:r>
       <w:r>
-        <w:t xml:space="preserve"> Inspect the enrolled device in Intune (or run </w:t>
+        <w:t xml:space="preserve"> In Intune → Enrollment program tokens → (token) → </w:t>
+      </w:r>
+      <w:r>
+        <w:rPr>
+          <w:b/>
+        </w:rPr>
+        <w:t>Devices</w:t>
+      </w:r>
+      <w:r>
+        <w:t xml:space="preserve">, locate the pilot serial; or run </w:t>
       </w:r>
       <w:r>
         <w:rPr>
           <w:rFonts w:ascii="Consolas" w:hAnsi="Consolas"/>
           <w:sz w:val="19"/>
         </w:rPr>
-        <w:t>ADEMAC-Validation.ps1</w:t>
-      </w:r>
-      <w:r>
-        <w:t xml:space="preserve">). </w:t>
+        <w:t>ADEMAC-DeviceReport.ps1</w:t>
+      </w:r>
+      <w:r>
+        <w:t xml:space="preserve">. </w:t>
       </w:r>
       <w:r>
         <w:rPr>
@@ -4402,34 +4246,16 @@
         <w:t>Pass:</w:t>
       </w:r>
       <w:r>
-        <w:t xml:space="preserve"> Device is </w:t>
-      </w:r>
-      <w:r>
-        <w:rPr>
-          <w:b/>
-        </w:rPr>
-        <w:t>Supervised = Yes</w:t>
-      </w:r>
-      <w:r>
-        <w:t xml:space="preserve"> and </w:t>
-      </w:r>
-      <w:r>
-        <w:rPr>
-          <w:b/>
-        </w:rPr>
-        <w:t>Corporate-owned</w:t>
-      </w:r>
-      <w:r>
-        <w:t xml:space="preserve">; management is </w:t>
-      </w:r>
-      <w:r>
-        <w:rPr>
-          <w:b/>
-        </w:rPr>
-        <w:t>locked</w:t>
-      </w:r>
-      <w:r>
-        <w:t xml:space="preserve"> (user cannot remove the MDM profile). </w:t>
+        <w:t xml:space="preserve"> The serial is listed, </w:t>
+      </w:r>
+      <w:r>
+        <w:rPr>
+          <w:b/>
+        </w:rPr>
+        <w:t>profile assigned</w:t>
+      </w:r>
+      <w:r>
+        <w:t xml:space="preserve">, status ready for enrollment. </w:t>
       </w:r>
       <w:r>
         <w:rPr>
@@ -4438,7 +4264,16 @@
         <w:t>Fail:</w:t>
       </w:r>
       <w:r>
-        <w:t xml:space="preserve"> Supervised = No → the enrollment profile did not enable Supervised (Step 7); re-erase and re-enroll after correcting.</w:t>
+        <w:t xml:space="preserve"> Serial missing → re-check ABM MDM-server assignment (R5) and </w:t>
+      </w:r>
+      <w:r>
+        <w:rPr>
+          <w:b/>
+        </w:rPr>
+        <w:t>Sync</w:t>
+      </w:r>
+      <w:r>
+        <w:t>.</w:t>
       </w:r>
     </w:p>
     <w:p>
@@ -4446,7 +4281,7 @@
         <w:pStyle w:val="Heading2"/>
       </w:pPr>
       <w:r>
-        <w:t>Test 5 — Company Portal + Platform SSO registration</w:t>
+        <w:t>Test 3 — Zero-touch enrollment</w:t>
       </w:r>
     </w:p>
     <w:p>
@@ -4457,16 +4292,7 @@
         <w:t>Procedure:</w:t>
       </w:r>
       <w:r>
-        <w:t xml:space="preserve"> After desktop loads, confirm Company Portal installed and complete the </w:t>
-      </w:r>
-      <w:r>
-        <w:rPr>
-          <w:b/>
-        </w:rPr>
-        <w:t>Register</w:t>
-      </w:r>
-      <w:r>
-        <w:t xml:space="preserve"> prompt; then check the SSO state. </w:t>
+        <w:t xml:space="preserve"> Erase the pilot Mac and run Setup Assistant on a managed network. </w:t>
       </w:r>
       <w:r>
         <w:rPr>
@@ -4475,53 +4301,44 @@
         <w:t>Pass:</w:t>
       </w:r>
       <w:r>
-        <w:t xml:space="preserve"> Company Portal reports the device </w:t>
-      </w:r>
-      <w:r>
-        <w:rPr>
-          <w:b/>
-        </w:rPr>
-        <w:t>registered</w:t>
-      </w:r>
-      <w:r>
-        <w:t xml:space="preserve">; macOS shows the Platform SSO login-window prompt / key indicator; </w:t>
+        <w:t xml:space="preserve"> A </w:t>
+      </w:r>
+      <w:r>
+        <w:rPr>
+          <w:b/>
+        </w:rPr>
+        <w:t>Remote Management</w:t>
+      </w:r>
+      <w:r>
+        <w:t xml:space="preserve"> screen names your organization; enrollment completes without manual MDM profile installation; the device shows in </w:t>
+      </w:r>
+      <w:r>
+        <w:rPr>
+          <w:b/>
+        </w:rPr>
+        <w:t>Intune → Devices → macOS</w:t>
+      </w:r>
+      <w:r>
+        <w:t xml:space="preserve"> within minutes. </w:t>
+      </w:r>
+      <w:r>
+        <w:rPr>
+          <w:b/>
+        </w:rPr>
+        <w:t>Fail:</w:t>
+      </w:r>
+      <w:r>
+        <w:t xml:space="preserve"> No Remote Management screen → device not assigned/synced, or network blocks </w:t>
       </w:r>
       <w:r>
         <w:rPr>
           <w:rFonts w:ascii="Consolas" w:hAnsi="Consolas"/>
           <w:sz w:val="19"/>
         </w:rPr>
-        <w:t>ADEMAC-Validation.ps1</w:t>
-      </w:r>
-      <w:r>
-        <w:t xml:space="preserve"> reports the SSO profile </w:t>
-      </w:r>
-      <w:r>
-        <w:rPr>
-          <w:b/>
-        </w:rPr>
-        <w:t>applied</w:t>
-      </w:r>
-      <w:r>
-        <w:t xml:space="preserve">. </w:t>
-      </w:r>
-      <w:r>
-        <w:rPr>
-          <w:b/>
-        </w:rPr>
-        <w:t>Fail:</w:t>
-      </w:r>
-      <w:r>
-        <w:t xml:space="preserve"> No registration prompt → confirm Company Portal is </w:t>
-      </w:r>
-      <w:r>
-        <w:rPr>
-          <w:b/>
-        </w:rPr>
-        <w:t>Required</w:t>
-      </w:r>
-      <w:r>
-        <w:t xml:space="preserve"> (R7) and the SSO profile is assigned to the user/device (Step 11), then retry.</w:t>
+        <w:t>mdmenrollment.apple.com</w:t>
+      </w:r>
+      <w:r>
+        <w:t xml:space="preserve"> (R9).</w:t>
       </w:r>
     </w:p>
     <w:p>
@@ -4529,7 +4346,7 @@
         <w:pStyle w:val="Heading2"/>
       </w:pPr>
       <w:r>
-        <w:t>Test 6 — Single sign-on works</w:t>
+        <w:t>Test 4 — Supervision and lock</w:t>
       </w:r>
     </w:p>
     <w:p>
@@ -4540,17 +4357,17 @@
         <w:t>Procedure:</w:t>
       </w:r>
       <w:r>
-        <w:t xml:space="preserve"> On the Mac, open a Microsoft 365 web app (e.g. </w:t>
+        <w:t xml:space="preserve"> Inspect the enrolled device in Intune (or run </w:t>
       </w:r>
       <w:r>
         <w:rPr>
           <w:rFonts w:ascii="Consolas" w:hAnsi="Consolas"/>
           <w:sz w:val="19"/>
         </w:rPr>
-        <w:t>https://outlook.office.com</w:t>
-      </w:r>
-      <w:r>
-        <w:t xml:space="preserve">) in Safari and Edge/Chrome; open a native app that supports the broker. </w:t>
+        <w:t>ADEMAC-Validation.ps1</w:t>
+      </w:r>
+      <w:r>
+        <w:t xml:space="preserve">). </w:t>
       </w:r>
       <w:r>
         <w:rPr>
@@ -4559,16 +4376,34 @@
         <w:t>Pass:</w:t>
       </w:r>
       <w:r>
-        <w:t xml:space="preserve"> Sign-in is </w:t>
-      </w:r>
-      <w:r>
-        <w:rPr>
-          <w:b/>
-        </w:rPr>
-        <w:t>silent</w:t>
-      </w:r>
-      <w:r>
-        <w:t xml:space="preserve"> (no password prompt) using the registered Entra identity. </w:t>
+        <w:t xml:space="preserve"> Device is </w:t>
+      </w:r>
+      <w:r>
+        <w:rPr>
+          <w:b/>
+        </w:rPr>
+        <w:t>Supervised = Yes</w:t>
+      </w:r>
+      <w:r>
+        <w:t xml:space="preserve"> and </w:t>
+      </w:r>
+      <w:r>
+        <w:rPr>
+          <w:b/>
+        </w:rPr>
+        <w:t>Corporate-owned</w:t>
+      </w:r>
+      <w:r>
+        <w:t xml:space="preserve">; management is </w:t>
+      </w:r>
+      <w:r>
+        <w:rPr>
+          <w:b/>
+        </w:rPr>
+        <w:t>locked</w:t>
+      </w:r>
+      <w:r>
+        <w:t xml:space="preserve"> (user cannot remove the MDM profile). </w:t>
       </w:r>
       <w:r>
         <w:rPr>
@@ -4577,7 +4412,7 @@
         <w:t>Fail:</w:t>
       </w:r>
       <w:r>
-        <w:t xml:space="preserve"> Repeated password prompts → verify the SSO extension URLs and identifiers (Step 11), and that the Microsoft Enterprise SSO extension is present.</w:t>
+        <w:t xml:space="preserve"> Supervised = No → the enrollment profile did not enable Supervised (Step 7); re-erase and re-enroll after correcting.</w:t>
       </w:r>
     </w:p>
     <w:p>
@@ -4585,7 +4420,7 @@
         <w:pStyle w:val="Heading2"/>
       </w:pPr>
       <w:r>
-        <w:t>Test 7 — Secure Enclave authentication method</w:t>
+        <w:t>Test 5 — Company Portal + Platform SSO registration</w:t>
       </w:r>
     </w:p>
     <w:p>
@@ -4596,7 +4431,16 @@
         <w:t>Procedure:</w:t>
       </w:r>
       <w:r>
-        <w:t xml:space="preserve"> Confirm the Platform SSO method in effect. </w:t>
+        <w:t xml:space="preserve"> After desktop loads, confirm Company Portal installed and complete the </w:t>
+      </w:r>
+      <w:r>
+        <w:rPr>
+          <w:b/>
+        </w:rPr>
+        <w:t>Register</w:t>
+      </w:r>
+      <w:r>
+        <w:t xml:space="preserve"> prompt; then check the SSO state. </w:t>
       </w:r>
       <w:r>
         <w:rPr>
@@ -4605,304 +4449,289 @@
         <w:t>Pass:</w:t>
       </w:r>
       <w:r>
-        <w:t xml:space="preserve"> Authentication uses the </w:t>
-      </w:r>
-      <w:r>
-        <w:rPr>
-          <w:b/>
-        </w:rPr>
-        <w:t>Secure Enclave key</w:t>
-      </w:r>
-      <w:r>
-        <w:t xml:space="preserve"> (hardware-bound); the user's local password is decoupled from Entra. </w:t>
-      </w:r>
-      <w:r>
-        <w:rPr>
-          <w:b/>
-        </w:rPr>
-        <w:t>Fail:</w:t>
-      </w:r>
-      <w:r>
-        <w:t xml:space="preserve"> Method shows password sync when Secure Enclave was intended → correct the SSO profile setting (Step 11) and re-register.</w:t>
-      </w:r>
-    </w:p>
-    <w:p>
-      <w:pPr>
-        <w:pStyle w:val="Heading2"/>
-      </w:pPr>
-      <w:r>
-        <w:t>Test 8 — Compliance &amp; Conditional Access</w:t>
-      </w:r>
-    </w:p>
-    <w:p>
-      <w:r>
-        <w:rPr>
-          <w:b/>
-        </w:rPr>
-        <w:t>Procedure:</w:t>
-      </w:r>
-      <w:r>
-        <w:t xml:space="preserve"> Review the device's </w:t>
-      </w:r>
-      <w:r>
-        <w:rPr>
-          <w:b/>
-        </w:rPr>
-        <w:t>Compliance</w:t>
-      </w:r>
-      <w:r>
-        <w:t xml:space="preserve"> in Intune; if Conditional Access is configured, test access from the Mac. </w:t>
-      </w:r>
-      <w:r>
-        <w:rPr>
-          <w:b/>
-        </w:rPr>
-        <w:t>Pass:</w:t>
-      </w:r>
-      <w:r>
-        <w:t xml:space="preserve"> Device is </w:t>
-      </w:r>
-      <w:r>
-        <w:rPr>
-          <w:b/>
-        </w:rPr>
-        <w:t>Compliant</w:t>
-      </w:r>
-      <w:r>
-        <w:t xml:space="preserve">; Conditional Access (report-only or on) evaluates the Mac as a managed, registered device. </w:t>
-      </w:r>
-      <w:r>
-        <w:rPr>
-          <w:b/>
-        </w:rPr>
-        <w:t>Fail:</w:t>
-      </w:r>
-      <w:r>
-        <w:t xml:space="preserve"> Non-compliant → review the assigned compliance policy and OS minimum (R6).</w:t>
-      </w:r>
-    </w:p>
-    <w:p>
-      <w:pPr>
-        <w:pStyle w:val="Heading2"/>
-      </w:pPr>
-      <w:r>
-        <w:t>Acceptance gate</w:t>
-      </w:r>
-    </w:p>
-    <w:p>
-      <w:r>
-        <w:t xml:space="preserve">Proceed to </w:t>
-      </w:r>
-      <w:r>
-        <w:rPr>
-          <w:b/>
-        </w:rPr>
-        <w:t>Expand</w:t>
-      </w:r>
-      <w:r>
-        <w:t xml:space="preserve"> only when Tests 1–8 pass on at least one pilot Mac and the user-experience checks (silent SSO, clean first-run) are confirmed by a real pilot user.</w:t>
-      </w:r>
-    </w:p>
-    <w:p>
-      <w:pPr>
-        <w:pStyle w:val="Heading1"/>
-      </w:pPr>
-      <w:r>
-        <w:t>6. Troubleshooting — macOS Automated Device Enrollment with SSO</w:t>
-      </w:r>
-    </w:p>
-    <w:p>
-      <w:r>
-        <w:t xml:space="preserve">Work top-down: confirm the </w:t>
-      </w:r>
-      <w:r>
-        <w:rPr>
-          <w:b/>
-        </w:rPr>
-        <w:t>connection</w:t>
-      </w:r>
-      <w:r>
-        <w:t xml:space="preserve"> (APNs/token), then </w:t>
-      </w:r>
-      <w:r>
-        <w:rPr>
-          <w:b/>
-        </w:rPr>
-        <w:t>assignment</w:t>
-      </w:r>
-      <w:r>
-        <w:t xml:space="preserve"> (ABM → Intune), then the </w:t>
-      </w:r>
-      <w:r>
-        <w:rPr>
-          <w:b/>
-        </w:rPr>
-        <w:t>device</w:t>
-      </w:r>
-      <w:r>
-        <w:t xml:space="preserve"> (enrollment), then </w:t>
-      </w:r>
-      <w:r>
-        <w:rPr>
-          <w:b/>
-        </w:rPr>
-        <w:t>Platform SSO</w:t>
-      </w:r>
-      <w:r>
-        <w:t>. Most failures are an expired token, an unassigned device, or a blocked network endpoint.</w:t>
-      </w:r>
-    </w:p>
-    <w:p>
-      <w:pPr>
-        <w:pStyle w:val="Heading2"/>
-      </w:pPr>
-      <w:r>
-        <w:t>The Mac never shows a "Remote Management" screen</w:t>
-      </w:r>
-    </w:p>
-    <w:p>
-      <w:pPr>
-        <w:pStyle w:val="ListBullet"/>
-      </w:pPr>
-      <w:r>
-        <w:rPr>
-          <w:b/>
-        </w:rPr>
-        <w:t>Device not assigned to the Intune MDM server.</w:t>
-      </w:r>
-      <w:r>
-        <w:t xml:space="preserve"> ABM → </w:t>
-      </w:r>
-      <w:r>
-        <w:rPr>
-          <w:b/>
-        </w:rPr>
-        <w:t>Devices</w:t>
-      </w:r>
-      <w:r>
-        <w:t xml:space="preserve"> → confirm </w:t>
-      </w:r>
-      <w:r>
-        <w:rPr>
-          <w:b/>
-        </w:rPr>
-        <w:t>MDM Server</w:t>
-      </w:r>
-      <w:r>
-        <w:t xml:space="preserve"> = your</w:t>
-      </w:r>
-    </w:p>
-    <w:p>
-      <w:r>
-        <w:t xml:space="preserve">  Intune server (R5). After fixing, Intune → token → </w:t>
-      </w:r>
-      <w:r>
-        <w:rPr>
-          <w:b/>
-        </w:rPr>
-        <w:t>Sync</w:t>
-      </w:r>
-      <w:r>
-        <w:t>.</w:t>
-      </w:r>
-    </w:p>
-    <w:p>
-      <w:pPr>
-        <w:pStyle w:val="ListBullet"/>
-      </w:pPr>
-      <w:r>
-        <w:rPr>
-          <w:b/>
-        </w:rPr>
-        <w:t>Profile not assigned.</w:t>
-      </w:r>
-      <w:r>
-        <w:t xml:space="preserve"> Intune → token → </w:t>
-      </w:r>
-      <w:r>
-        <w:rPr>
-          <w:b/>
-        </w:rPr>
-        <w:t>Devices</w:t>
-      </w:r>
-      <w:r>
-        <w:t xml:space="preserve"> → select serial → </w:t>
-      </w:r>
-      <w:r>
-        <w:rPr>
-          <w:b/>
-        </w:rPr>
-        <w:t>Assign profile</w:t>
-      </w:r>
-      <w:r>
-        <w:t>.</w:t>
-      </w:r>
-    </w:p>
-    <w:p>
-      <w:pPr>
-        <w:pStyle w:val="ListBullet"/>
-      </w:pPr>
-      <w:r>
-        <w:rPr>
-          <w:b/>
-        </w:rPr>
-        <w:t>Already past Setup Assistant.</w:t>
-      </w:r>
-      <w:r>
-        <w:t xml:space="preserve"> ADE only triggers during Setup Assistant — **Erase All Content</w:t>
-      </w:r>
-    </w:p>
-    <w:p>
-      <w:r>
-        <w:t xml:space="preserve">  and Settings** and try again.</w:t>
-      </w:r>
-    </w:p>
-    <w:p>
-      <w:pPr>
-        <w:pStyle w:val="ListBullet"/>
-      </w:pPr>
-      <w:r>
-        <w:rPr>
-          <w:b/>
-        </w:rPr>
-        <w:t>Network blocks Apple.</w:t>
-      </w:r>
-      <w:r>
-        <w:t xml:space="preserve"> Ensure </w:t>
+        <w:t xml:space="preserve"> Company Portal reports the device </w:t>
+      </w:r>
+      <w:r>
+        <w:rPr>
+          <w:b/>
+        </w:rPr>
+        <w:t>registered</w:t>
+      </w:r>
+      <w:r>
+        <w:t xml:space="preserve">; macOS shows the Platform SSO login-window prompt / key indicator; </w:t>
       </w:r>
       <w:r>
         <w:rPr>
           <w:rFonts w:ascii="Consolas" w:hAnsi="Consolas"/>
           <w:sz w:val="19"/>
         </w:rPr>
-        <w:t>mdmenrollment.apple.com</w:t>
-      </w:r>
-      <w:r>
-        <w:t xml:space="preserve"> and </w:t>
+        <w:t>ADEMAC-Validation.ps1</w:t>
+      </w:r>
+      <w:r>
+        <w:t xml:space="preserve"> reports the SSO profile </w:t>
+      </w:r>
+      <w:r>
+        <w:rPr>
+          <w:b/>
+        </w:rPr>
+        <w:t>applied</w:t>
+      </w:r>
+      <w:r>
+        <w:t xml:space="preserve">. </w:t>
+      </w:r>
+      <w:r>
+        <w:rPr>
+          <w:b/>
+        </w:rPr>
+        <w:t>Fail:</w:t>
+      </w:r>
+      <w:r>
+        <w:t xml:space="preserve"> No registration prompt → confirm Company Portal is </w:t>
+      </w:r>
+      <w:r>
+        <w:rPr>
+          <w:b/>
+        </w:rPr>
+        <w:t>Required</w:t>
+      </w:r>
+      <w:r>
+        <w:t xml:space="preserve"> (R7) and the SSO profile is assigned to the user/device (Step 11), then retry.</w:t>
+      </w:r>
+    </w:p>
+    <w:p>
+      <w:pPr>
+        <w:pStyle w:val="Heading2"/>
+      </w:pPr>
+      <w:r>
+        <w:t>Test 6 — Single sign-on works</w:t>
+      </w:r>
+    </w:p>
+    <w:p>
+      <w:r>
+        <w:rPr>
+          <w:b/>
+        </w:rPr>
+        <w:t>Procedure:</w:t>
+      </w:r>
+      <w:r>
+        <w:t xml:space="preserve"> On the Mac, open a Microsoft 365 web app (e.g. </w:t>
       </w:r>
       <w:r>
         <w:rPr>
           <w:rFonts w:ascii="Consolas" w:hAnsi="Consolas"/>
           <w:sz w:val="19"/>
         </w:rPr>
-        <w:t>gdmf.apple.com</w:t>
-      </w:r>
-      <w:r>
-        <w:t xml:space="preserve"> are reachable and</w:t>
-      </w:r>
-    </w:p>
-    <w:p>
-      <w:r>
-        <w:t xml:space="preserve">  </w:t>
-      </w:r>
-      <w:r>
-        <w:rPr>
-          <w:b/>
-        </w:rPr>
-        <w:t>not</w:t>
-      </w:r>
-      <w:r>
-        <w:t xml:space="preserve"> TLS-inspected (R9).</w:t>
+        <w:t>https://outlook.office.com</w:t>
+      </w:r>
+      <w:r>
+        <w:t xml:space="preserve">) in Safari and Edge/Chrome; open a native app that supports the broker. </w:t>
+      </w:r>
+      <w:r>
+        <w:rPr>
+          <w:b/>
+        </w:rPr>
+        <w:t>Pass:</w:t>
+      </w:r>
+      <w:r>
+        <w:t xml:space="preserve"> Sign-in is </w:t>
+      </w:r>
+      <w:r>
+        <w:rPr>
+          <w:b/>
+        </w:rPr>
+        <w:t>silent</w:t>
+      </w:r>
+      <w:r>
+        <w:t xml:space="preserve"> (no password prompt) using the registered Entra identity. </w:t>
+      </w:r>
+      <w:r>
+        <w:rPr>
+          <w:b/>
+        </w:rPr>
+        <w:t>Fail:</w:t>
+      </w:r>
+      <w:r>
+        <w:t xml:space="preserve"> Repeated password prompts → verify the SSO extension URLs and identifiers (Step 11), and that the Microsoft Enterprise SSO extension is present.</w:t>
+      </w:r>
+    </w:p>
+    <w:p>
+      <w:pPr>
+        <w:pStyle w:val="Heading2"/>
+      </w:pPr>
+      <w:r>
+        <w:t>Test 7 — Secure Enclave authentication method</w:t>
+      </w:r>
+    </w:p>
+    <w:p>
+      <w:r>
+        <w:rPr>
+          <w:b/>
+        </w:rPr>
+        <w:t>Procedure:</w:t>
+      </w:r>
+      <w:r>
+        <w:t xml:space="preserve"> Confirm the Platform SSO method in effect. </w:t>
+      </w:r>
+      <w:r>
+        <w:rPr>
+          <w:b/>
+        </w:rPr>
+        <w:t>Pass:</w:t>
+      </w:r>
+      <w:r>
+        <w:t xml:space="preserve"> Authentication uses the </w:t>
+      </w:r>
+      <w:r>
+        <w:rPr>
+          <w:b/>
+        </w:rPr>
+        <w:t>Secure Enclave key</w:t>
+      </w:r>
+      <w:r>
+        <w:t xml:space="preserve"> (hardware-bound); the user's local password is decoupled from Entra. </w:t>
+      </w:r>
+      <w:r>
+        <w:rPr>
+          <w:b/>
+        </w:rPr>
+        <w:t>Fail:</w:t>
+      </w:r>
+      <w:r>
+        <w:t xml:space="preserve"> Method shows password sync when Secure Enclave was intended → correct the SSO profile setting (Step 11) and re-register.</w:t>
+      </w:r>
+    </w:p>
+    <w:p>
+      <w:pPr>
+        <w:pStyle w:val="Heading2"/>
+      </w:pPr>
+      <w:r>
+        <w:t>Test 8 — Compliance &amp; Conditional Access</w:t>
+      </w:r>
+    </w:p>
+    <w:p>
+      <w:r>
+        <w:rPr>
+          <w:b/>
+        </w:rPr>
+        <w:t>Procedure:</w:t>
+      </w:r>
+      <w:r>
+        <w:t xml:space="preserve"> Review the device's </w:t>
+      </w:r>
+      <w:r>
+        <w:rPr>
+          <w:b/>
+        </w:rPr>
+        <w:t>Compliance</w:t>
+      </w:r>
+      <w:r>
+        <w:t xml:space="preserve"> in Intune; if Conditional Access is configured, test access from the Mac. </w:t>
+      </w:r>
+      <w:r>
+        <w:rPr>
+          <w:b/>
+        </w:rPr>
+        <w:t>Pass:</w:t>
+      </w:r>
+      <w:r>
+        <w:t xml:space="preserve"> Device is </w:t>
+      </w:r>
+      <w:r>
+        <w:rPr>
+          <w:b/>
+        </w:rPr>
+        <w:t>Compliant</w:t>
+      </w:r>
+      <w:r>
+        <w:t xml:space="preserve">; Conditional Access (report-only or on) evaluates the Mac as a managed, registered device. </w:t>
+      </w:r>
+      <w:r>
+        <w:rPr>
+          <w:b/>
+        </w:rPr>
+        <w:t>Fail:</w:t>
+      </w:r>
+      <w:r>
+        <w:t xml:space="preserve"> Non-compliant → review the assigned compliance policy and OS minimum (R6).</w:t>
+      </w:r>
+    </w:p>
+    <w:p>
+      <w:pPr>
+        <w:pStyle w:val="Heading2"/>
+      </w:pPr>
+      <w:r>
+        <w:t>Acceptance gate</w:t>
+      </w:r>
+    </w:p>
+    <w:p>
+      <w:r>
+        <w:t xml:space="preserve">Proceed to </w:t>
+      </w:r>
+      <w:r>
+        <w:rPr>
+          <w:b/>
+        </w:rPr>
+        <w:t>Expand</w:t>
+      </w:r>
+      <w:r>
+        <w:t xml:space="preserve"> only when Tests 1–8 pass on at least one pilot Mac and the user-experience checks (silent SSO, clean first-run) are confirmed by a real pilot user.</w:t>
+      </w:r>
+    </w:p>
+    <w:p>
+      <w:pPr>
+        <w:pStyle w:val="Heading1"/>
+      </w:pPr>
+      <w:r>
+        <w:t>6. Troubleshooting — macOS Automated Device Enrollment with SSO</w:t>
+      </w:r>
+    </w:p>
+    <w:p>
+      <w:r>
+        <w:t xml:space="preserve">Work top-down: confirm the </w:t>
+      </w:r>
+      <w:r>
+        <w:rPr>
+          <w:b/>
+        </w:rPr>
+        <w:t>connection</w:t>
+      </w:r>
+      <w:r>
+        <w:t xml:space="preserve"> (APNs/token), then </w:t>
+      </w:r>
+      <w:r>
+        <w:rPr>
+          <w:b/>
+        </w:rPr>
+        <w:t>assignment</w:t>
+      </w:r>
+      <w:r>
+        <w:t xml:space="preserve"> (ABM → Intune), then the </w:t>
+      </w:r>
+      <w:r>
+        <w:rPr>
+          <w:b/>
+        </w:rPr>
+        <w:t>device</w:t>
+      </w:r>
+      <w:r>
+        <w:t xml:space="preserve"> (enrollment), then </w:t>
+      </w:r>
+      <w:r>
+        <w:rPr>
+          <w:b/>
+        </w:rPr>
+        <w:t>Platform SSO</w:t>
+      </w:r>
+      <w:r>
+        <w:t>. Most failures are an expired token, an unassigned device, or a blocked network endpoint.</w:t>
+      </w:r>
+    </w:p>
+    <w:p>
+      <w:pPr>
+        <w:pStyle w:val="Heading2"/>
+      </w:pPr>
+      <w:r>
+        <w:t>The Mac never shows a "Remote Management" screen</w:t>
       </w:r>
     </w:p>
     <w:p>
@@ -4913,18 +4742,42 @@
         <w:rPr>
           <w:b/>
         </w:rPr>
-        <w:t>Configurator device past 30-day window</w:t>
-      </w:r>
-      <w:r>
-        <w:t xml:space="preserve"> or released by the user — re-add and re-assign.</w:t>
-      </w:r>
-    </w:p>
-    <w:p>
-      <w:pPr>
-        <w:pStyle w:val="Heading2"/>
-      </w:pPr>
-      <w:r>
-        <w:t>Enrollment fails partway / device not in Intune</w:t>
+        <w:t>Device not assigned to the Intune MDM server.</w:t>
+      </w:r>
+      <w:r>
+        <w:t xml:space="preserve"> ABM → </w:t>
+      </w:r>
+      <w:r>
+        <w:rPr>
+          <w:b/>
+        </w:rPr>
+        <w:t>Devices</w:t>
+      </w:r>
+      <w:r>
+        <w:t xml:space="preserve"> → confirm </w:t>
+      </w:r>
+      <w:r>
+        <w:rPr>
+          <w:b/>
+        </w:rPr>
+        <w:t>MDM Server</w:t>
+      </w:r>
+      <w:r>
+        <w:t xml:space="preserve"> = your</w:t>
+      </w:r>
+    </w:p>
+    <w:p>
+      <w:r>
+        <w:t xml:space="preserve">  Intune server (R5). After fixing, Intune → token → </w:t>
+      </w:r>
+      <w:r>
+        <w:rPr>
+          <w:b/>
+        </w:rPr>
+        <w:t>Sync</w:t>
+      </w:r>
+      <w:r>
+        <w:t>.</w:t>
       </w:r>
     </w:p>
     <w:p>
@@ -4935,24 +4788,28 @@
         <w:rPr>
           <w:b/>
         </w:rPr>
-        <w:t>APNs certificate invalid/expired.</w:t>
-      </w:r>
-      <w:r>
-        <w:t xml:space="preserve"> Intune → Apple MDM Push certificate must be </w:t>
-      </w:r>
-      <w:r>
-        <w:rPr>
-          <w:b/>
-        </w:rPr>
-        <w:t>Active</w:t>
-      </w:r>
-      <w:r>
-        <w:t xml:space="preserve"> (R2).</w:t>
-      </w:r>
-    </w:p>
-    <w:p>
-      <w:r>
-        <w:t xml:space="preserve">  If it was renewed with a *different* Apple ID, devices unenroll — restore the original Apple ID.</w:t>
+        <w:t>Profile not assigned.</w:t>
+      </w:r>
+      <w:r>
+        <w:t xml:space="preserve"> Intune → token → </w:t>
+      </w:r>
+      <w:r>
+        <w:rPr>
+          <w:b/>
+        </w:rPr>
+        <w:t>Devices</w:t>
+      </w:r>
+      <w:r>
+        <w:t xml:space="preserve"> → select serial → </w:t>
+      </w:r>
+      <w:r>
+        <w:rPr>
+          <w:b/>
+        </w:rPr>
+        <w:t>Assign profile</w:t>
+      </w:r>
+      <w:r>
+        <w:t>.</w:t>
       </w:r>
     </w:p>
     <w:p>
@@ -4963,10 +4820,15 @@
         <w:rPr>
           <w:b/>
         </w:rPr>
-        <w:t>Enrollment token expired.</w:t>
-      </w:r>
-      <w:r>
-        <w:t xml:space="preserve"> Renew the ABM server token (R3); re-upload to Intune.</w:t>
+        <w:t>Already past Setup Assistant.</w:t>
+      </w:r>
+      <w:r>
+        <w:t xml:space="preserve"> ADE only triggers during Setup Assistant — **Erase All Content</w:t>
+      </w:r>
+    </w:p>
+    <w:p>
+      <w:r>
+        <w:t xml:space="preserve">  and Settings** and try again.</w:t>
       </w:r>
     </w:p>
     <w:p>
@@ -4977,194 +4839,44 @@
         <w:rPr>
           <w:b/>
         </w:rPr>
-        <w:t>macOS blocked by enrollment restriction.</w:t>
-      </w:r>
-      <w:r>
-        <w:t xml:space="preserve"> Allow macOS for the target group (R10).</w:t>
-      </w:r>
-    </w:p>
-    <w:p>
-      <w:pPr>
-        <w:pStyle w:val="Heading2"/>
-      </w:pPr>
-      <w:r>
-        <w:t>Device enrolled but **not Supervised**</w:t>
-      </w:r>
-    </w:p>
-    <w:p>
-      <w:pPr>
-        <w:pStyle w:val="ListBullet"/>
-      </w:pPr>
-      <w:r>
-        <w:t xml:space="preserve">The enrollment profile didn't enable </w:t>
-      </w:r>
-      <w:r>
-        <w:rPr>
-          <w:b/>
-        </w:rPr>
-        <w:t>Supervised</w:t>
-      </w:r>
-      <w:r>
-        <w:t xml:space="preserve"> (Step 7). Correct the profile, then **erase and</w:t>
-      </w:r>
-    </w:p>
-    <w:p>
-      <w:r>
-        <w:t xml:space="preserve">  re-enroll** — supervision is set at enrollment and cannot be toggled on an enrolled device.</w:t>
-      </w:r>
-    </w:p>
-    <w:p>
-      <w:pPr>
-        <w:pStyle w:val="Heading2"/>
-      </w:pPr>
-      <w:r>
-        <w:t>Company Portal doesn't install</w:t>
-      </w:r>
-    </w:p>
-    <w:p>
-      <w:pPr>
-        <w:pStyle w:val="ListBullet"/>
-      </w:pPr>
-      <w:r>
-        <w:t xml:space="preserve">Confirm the app is </w:t>
-      </w:r>
-      <w:r>
-        <w:rPr>
-          <w:b/>
-        </w:rPr>
-        <w:t>Required</w:t>
-      </w:r>
-      <w:r>
-        <w:t xml:space="preserve"> and assigned to the </w:t>
-      </w:r>
-      <w:r>
-        <w:rPr>
-          <w:b/>
-        </w:rPr>
-        <w:t>user/group</w:t>
-      </w:r>
-      <w:r>
-        <w:t xml:space="preserve"> that owns the device (R7).</w:t>
-      </w:r>
-    </w:p>
-    <w:p>
-      <w:pPr>
-        <w:pStyle w:val="ListBullet"/>
-      </w:pPr>
-      <w:r>
-        <w:t xml:space="preserve">Force a check-in: on the Mac, open </w:t>
-      </w:r>
-      <w:r>
-        <w:rPr>
-          <w:b/>
-        </w:rPr>
-        <w:t>Company Portal</w:t>
-      </w:r>
-      <w:r>
-        <w:t xml:space="preserve"> (if present) or **System Settings → Privacy &amp;</w:t>
-      </w:r>
-    </w:p>
-    <w:p>
-      <w:r>
-        <w:t xml:space="preserve">  Security → Profiles</w:t>
-      </w:r>
-      <w:r>
-        <w:rPr>
-          <w:b/>
-        </w:rPr>
-        <w:t xml:space="preserve">, and confirm management; in Intune, use </w:t>
-      </w:r>
-      <w:r>
-        <w:t>Sync** on the device.</w:t>
-      </w:r>
-    </w:p>
-    <w:p>
-      <w:pPr>
-        <w:pStyle w:val="Heading2"/>
-      </w:pPr>
-      <w:r>
-        <w:t>Platform SSO never prompts to register</w:t>
-      </w:r>
-    </w:p>
-    <w:p>
-      <w:pPr>
-        <w:pStyle w:val="ListBullet"/>
-      </w:pPr>
-      <w:r>
-        <w:rPr>
-          <w:b/>
-        </w:rPr>
-        <w:t>Company Portal missing or outdated</w:t>
-      </w:r>
-      <w:r>
-        <w:t xml:space="preserve"> — it performs registration (R7); update it.</w:t>
-      </w:r>
-    </w:p>
-    <w:p>
-      <w:pPr>
-        <w:pStyle w:val="ListBullet"/>
-      </w:pPr>
-      <w:r>
-        <w:rPr>
-          <w:b/>
-        </w:rPr>
-        <w:t>SSO profile not assigned</w:t>
-      </w:r>
-      <w:r>
-        <w:t xml:space="preserve"> to the signed-in user (Step 11). Confirm assignment and that the</w:t>
-      </w:r>
-    </w:p>
-    <w:p>
-      <w:r>
-        <w:t xml:space="preserve">  enrollment used </w:t>
-      </w:r>
-      <w:r>
-        <w:rPr>
-          <w:b/>
-        </w:rPr>
-        <w:t>user affinity</w:t>
-      </w:r>
-      <w:r>
-        <w:t xml:space="preserve"> (Step 7).</w:t>
-      </w:r>
-    </w:p>
-    <w:p>
-      <w:pPr>
-        <w:pStyle w:val="ListBullet"/>
-      </w:pPr>
-      <w:r>
-        <w:rPr>
-          <w:b/>
-        </w:rPr>
-        <w:t>Extension identifiers wrong</w:t>
-      </w:r>
-      <w:r>
-        <w:t xml:space="preserve"> — must be </w:t>
+        <w:t>Network blocks Apple.</w:t>
+      </w:r>
+      <w:r>
+        <w:t xml:space="preserve"> Ensure </w:t>
       </w:r>
       <w:r>
         <w:rPr>
           <w:rFonts w:ascii="Consolas" w:hAnsi="Consolas"/>
           <w:sz w:val="19"/>
         </w:rPr>
-        <w:t>com.microsoft.CompanyPortalMac.ssoextension</w:t>
-      </w:r>
-      <w:r>
-        <w:t xml:space="preserve"> / team</w:t>
-      </w:r>
-    </w:p>
-    <w:p>
-      <w:r>
-        <w:t xml:space="preserve">  </w:t>
+        <w:t>mdmenrollment.apple.com</w:t>
+      </w:r>
+      <w:r>
+        <w:t xml:space="preserve"> and </w:t>
       </w:r>
       <w:r>
         <w:rPr>
           <w:rFonts w:ascii="Consolas" w:hAnsi="Consolas"/>
           <w:sz w:val="19"/>
         </w:rPr>
-        <w:t>UBF8T346G9</w:t>
-      </w:r>
-      <w:r>
-        <w:t xml:space="preserve"> (Step 11).</w:t>
+        <w:t>gdmf.apple.com</w:t>
+      </w:r>
+      <w:r>
+        <w:t xml:space="preserve"> are reachable and</w:t>
+      </w:r>
+    </w:p>
+    <w:p>
+      <w:r>
+        <w:t xml:space="preserve">  </w:t>
+      </w:r>
+      <w:r>
+        <w:rPr>
+          <w:b/>
+        </w:rPr>
+        <w:t>not</w:t>
+      </w:r>
+      <w:r>
+        <w:t xml:space="preserve"> TLS-inspected (R9).</w:t>
       </w:r>
     </w:p>
     <w:p>
@@ -5175,10 +4887,18 @@
         <w:rPr>
           <w:b/>
         </w:rPr>
-        <w:t>macOS too old</w:t>
-      </w:r>
-      <w:r>
-        <w:t xml:space="preserve"> — Platform SSO requires macOS 13+ (14+ recommended) (R6).</w:t>
+        <w:t>Configurator device past 30-day window</w:t>
+      </w:r>
+      <w:r>
+        <w:t xml:space="preserve"> or released by the user — re-add and re-assign.</w:t>
+      </w:r>
+    </w:p>
+    <w:p>
+      <w:pPr>
+        <w:pStyle w:val="Heading2"/>
+      </w:pPr>
+      <w:r>
+        <w:t>Enrollment fails partway / device not in Intune</w:t>
       </w:r>
     </w:p>
     <w:p>
@@ -5186,7 +4906,55 @@
         <w:pStyle w:val="ListBullet"/>
       </w:pPr>
       <w:r>
-        <w:t>After fixing, sign out/in or reboot to re-trigger the registration prompt.</w:t>
+        <w:rPr>
+          <w:b/>
+        </w:rPr>
+        <w:t>APNs certificate invalid/expired.</w:t>
+      </w:r>
+      <w:r>
+        <w:t xml:space="preserve"> Intune → Apple MDM Push certificate must be </w:t>
+      </w:r>
+      <w:r>
+        <w:rPr>
+          <w:b/>
+        </w:rPr>
+        <w:t>Active</w:t>
+      </w:r>
+      <w:r>
+        <w:t xml:space="preserve"> (R2).</w:t>
+      </w:r>
+    </w:p>
+    <w:p>
+      <w:r>
+        <w:t xml:space="preserve">  If it was renewed with a *different* Apple ID, devices unenroll — restore the original Apple ID.</w:t>
+      </w:r>
+    </w:p>
+    <w:p>
+      <w:pPr>
+        <w:pStyle w:val="ListBullet"/>
+      </w:pPr>
+      <w:r>
+        <w:rPr>
+          <w:b/>
+        </w:rPr>
+        <w:t>Enrollment token expired.</w:t>
+      </w:r>
+      <w:r>
+        <w:t xml:space="preserve"> Renew the ABM server token (R3); re-upload to Intune.</w:t>
+      </w:r>
+    </w:p>
+    <w:p>
+      <w:pPr>
+        <w:pStyle w:val="ListBullet"/>
+      </w:pPr>
+      <w:r>
+        <w:rPr>
+          <w:b/>
+        </w:rPr>
+        <w:t>macOS blocked by enrollment restriction.</w:t>
+      </w:r>
+      <w:r>
+        <w:t xml:space="preserve"> Allow macOS for the target group (R10).</w:t>
       </w:r>
     </w:p>
     <w:p>
@@ -5194,7 +4962,7 @@
         <w:pStyle w:val="Heading2"/>
       </w:pPr>
       <w:r>
-        <w:t>Registered, but apps still prompt for a password</w:t>
+        <w:t>Device enrolled but **not Supervised**</w:t>
       </w:r>
     </w:p>
     <w:p>
@@ -5202,13 +4970,29 @@
         <w:pStyle w:val="ListBullet"/>
       </w:pPr>
       <w:r>
-        <w:rPr>
-          <w:b/>
-        </w:rPr>
-        <w:t>Missing SSO URLs</w:t>
-      </w:r>
-      <w:r>
-        <w:t xml:space="preserve"> — ensure all Microsoft login URLs are listed in the SSO extension (Step 11).</w:t>
+        <w:t xml:space="preserve">The enrollment profile didn't enable </w:t>
+      </w:r>
+      <w:r>
+        <w:rPr>
+          <w:b/>
+        </w:rPr>
+        <w:t>Supervised</w:t>
+      </w:r>
+      <w:r>
+        <w:t xml:space="preserve"> (Step 7). Correct the profile, then **erase and</w:t>
+      </w:r>
+    </w:p>
+    <w:p>
+      <w:r>
+        <w:t xml:space="preserve">  re-enroll** — supervision is set at enrollment and cannot be toggled on an enrolled device.</w:t>
+      </w:r>
+    </w:p>
+    <w:p>
+      <w:pPr>
+        <w:pStyle w:val="Heading2"/>
+      </w:pPr>
+      <w:r>
+        <w:t>Company Portal doesn't install</w:t>
       </w:r>
     </w:p>
     <w:p>
@@ -5216,18 +5000,25 @@
         <w:pStyle w:val="ListBullet"/>
       </w:pPr>
       <w:r>
-        <w:rPr>
-          <w:b/>
-        </w:rPr>
-        <w:t>Browser without broker support</w:t>
-      </w:r>
-      <w:r>
-        <w:t xml:space="preserve"> — Safari/Edge/Chrome with the Microsoft SSO extension get silent</w:t>
-      </w:r>
-    </w:p>
-    <w:p>
-      <w:r>
-        <w:t xml:space="preserve">  SSO; some third-party browsers won't.</w:t>
+        <w:t xml:space="preserve">Confirm the app is </w:t>
+      </w:r>
+      <w:r>
+        <w:rPr>
+          <w:b/>
+        </w:rPr>
+        <w:t>Required</w:t>
+      </w:r>
+      <w:r>
+        <w:t xml:space="preserve"> and assigned to the </w:t>
+      </w:r>
+      <w:r>
+        <w:rPr>
+          <w:b/>
+        </w:rPr>
+        <w:t>user/group</w:t>
+      </w:r>
+      <w:r>
+        <w:t xml:space="preserve"> that owns the device (R7).</w:t>
       </w:r>
     </w:p>
     <w:p>
@@ -5235,18 +5026,30 @@
         <w:pStyle w:val="ListBullet"/>
       </w:pPr>
       <w:r>
-        <w:rPr>
-          <w:b/>
-        </w:rPr>
-        <w:t>Conditional Access interruption</w:t>
-      </w:r>
-      <w:r>
-        <w:t xml:space="preserve"> — a policy may require interaction; review CA sign-in logs in</w:t>
-      </w:r>
-    </w:p>
-    <w:p>
-      <w:r>
-        <w:t xml:space="preserve">  Entra.</w:t>
+        <w:t xml:space="preserve">Force a check-in: on the Mac, open </w:t>
+      </w:r>
+      <w:r>
+        <w:rPr>
+          <w:b/>
+        </w:rPr>
+        <w:t>Company Portal</w:t>
+      </w:r>
+      <w:r>
+        <w:t xml:space="preserve"> (if present) or **System Settings → Privacy &amp;</w:t>
+      </w:r>
+    </w:p>
+    <w:p>
+      <w:r>
+        <w:t xml:space="preserve">  Security → Profiles</w:t>
+      </w:r>
+      <w:r>
+        <w:rPr>
+          <w:b/>
+        </w:rPr>
+        <w:t xml:space="preserve">, and confirm management; in Intune, use </w:t>
+      </w:r>
+      <w:r>
+        <w:t>Sync** on the device.</w:t>
       </w:r>
     </w:p>
     <w:p>
@@ -5254,7 +5057,7 @@
         <w:pStyle w:val="Heading2"/>
       </w:pPr>
       <w:r>
-        <w:t>Secure Enclave method not taking effect</w:t>
+        <w:t>Platform SSO never prompts to register</w:t>
       </w:r>
     </w:p>
     <w:p>
@@ -5262,44 +5065,13 @@
         <w:pStyle w:val="ListBullet"/>
       </w:pPr>
       <w:r>
-        <w:t xml:space="preserve">The profile may be set to </w:t>
-      </w:r>
-      <w:r>
-        <w:rPr>
-          <w:b/>
-        </w:rPr>
-        <w:t>password sync</w:t>
-      </w:r>
-      <w:r>
-        <w:t xml:space="preserve">. Set </w:t>
-      </w:r>
-      <w:r>
-        <w:rPr>
-          <w:b/>
-        </w:rPr>
-        <w:t>Authentication Method = Secure Enclave Key</w:t>
-      </w:r>
-    </w:p>
-    <w:p>
-      <w:r>
-        <w:t xml:space="preserve">  (Step 11), re-assign, and </w:t>
-      </w:r>
-      <w:r>
-        <w:rPr>
-          <w:b/>
-        </w:rPr>
-        <w:t>re-register</w:t>
-      </w:r>
-      <w:r>
-        <w:t xml:space="preserve"> (sign out/in). Existing registrations keep their original   method until re-registered.</w:t>
-      </w:r>
-    </w:p>
-    <w:p>
-      <w:pPr>
-        <w:pStyle w:val="Heading2"/>
-      </w:pPr>
-      <w:r>
-        <w:t>"Awaiting configuration" / device stuck at Setup Assistant</w:t>
+        <w:rPr>
+          <w:b/>
+        </w:rPr>
+        <w:t>Company Portal missing or outdated</w:t>
+      </w:r>
+      <w:r>
+        <w:t xml:space="preserve"> — it performs registration (R7); update it.</w:t>
       </w:r>
     </w:p>
     <w:p>
@@ -5307,26 +5079,27 @@
         <w:pStyle w:val="ListBullet"/>
       </w:pPr>
       <w:r>
-        <w:t xml:space="preserve">Usually a transient Apple/Intune sync delay or a network hiccup. Confirm endpoints (R9), </w:t>
-      </w:r>
-      <w:r>
-        <w:rPr>
-          <w:b/>
-        </w:rPr>
-        <w:t>Sync</w:t>
-      </w:r>
-    </w:p>
-    <w:p>
-      <w:r>
-        <w:t xml:space="preserve">  the token, and allow several minutes; if persistent, erase and retry.</w:t>
-      </w:r>
-    </w:p>
-    <w:p>
-      <w:pPr>
-        <w:pStyle w:val="Heading2"/>
-      </w:pPr>
-      <w:r>
-        <w:t>Token / certificate expiry (preventive)</w:t>
+        <w:rPr>
+          <w:b/>
+        </w:rPr>
+        <w:t>SSO profile not assigned</w:t>
+      </w:r>
+      <w:r>
+        <w:t xml:space="preserve"> to the signed-in user (Step 11). Confirm assignment and that the</w:t>
+      </w:r>
+    </w:p>
+    <w:p>
+      <w:r>
+        <w:t xml:space="preserve">  enrollment used </w:t>
+      </w:r>
+      <w:r>
+        <w:rPr>
+          <w:b/>
+        </w:rPr>
+        <w:t>user affinity</w:t>
+      </w:r>
+      <w:r>
+        <w:t xml:space="preserve"> (Step 7).</w:t>
       </w:r>
     </w:p>
     <w:p>
@@ -5334,77 +5107,60 @@
         <w:pStyle w:val="ListBullet"/>
       </w:pPr>
       <w:r>
-        <w:t xml:space="preserve">Both the </w:t>
-      </w:r>
-      <w:r>
-        <w:rPr>
-          <w:b/>
-        </w:rPr>
-        <w:t>APNs certificate</w:t>
-      </w:r>
-      <w:r>
-        <w:t xml:space="preserve"> and the </w:t>
-      </w:r>
-      <w:r>
-        <w:rPr>
-          <w:b/>
-        </w:rPr>
-        <w:t>ADE token</w:t>
-      </w:r>
-      <w:r>
-        <w:t xml:space="preserve"> expire </w:t>
-      </w:r>
-      <w:r>
-        <w:rPr>
-          <w:b/>
-        </w:rPr>
-        <w:t>annually</w:t>
-      </w:r>
-      <w:r>
-        <w:t xml:space="preserve"> and </w:t>
-      </w:r>
-      <w:r>
-        <w:rPr>
-          <w:b/>
-        </w:rPr>
-        <w:t>block enrollment</w:t>
-      </w:r>
-      <w:r>
-        <w:t xml:space="preserve"> if</w:t>
-      </w:r>
-    </w:p>
-    <w:p>
-      <w:r>
-        <w:t xml:space="preserve">  lapsed. Run </w:t>
+        <w:rPr>
+          <w:b/>
+        </w:rPr>
+        <w:t>Extension identifiers wrong</w:t>
+      </w:r>
+      <w:r>
+        <w:t xml:space="preserve"> — must be </w:t>
       </w:r>
       <w:r>
         <w:rPr>
           <w:rFonts w:ascii="Consolas" w:hAnsi="Consolas"/>
           <w:sz w:val="19"/>
         </w:rPr>
-        <w:t>ADEMAC-Discovery.ps1</w:t>
-      </w:r>
-      <w:r>
-        <w:t xml:space="preserve"> (or </w:t>
+        <w:t>com.microsoft.CompanyPortalMac.ssoextension</w:t>
+      </w:r>
+      <w:r>
+        <w:t xml:space="preserve"> / team</w:t>
+      </w:r>
+    </w:p>
+    <w:p>
+      <w:r>
+        <w:t xml:space="preserve">  </w:t>
       </w:r>
       <w:r>
         <w:rPr>
           <w:rFonts w:ascii="Consolas" w:hAnsi="Consolas"/>
           <w:sz w:val="19"/>
         </w:rPr>
-        <w:t>ADEMAC-Remediation.ps1</w:t>
-      </w:r>
-      <w:r>
-        <w:t xml:space="preserve">) regularly; it flags anything   expiring within 30 days. Renew with the </w:t>
-      </w:r>
-      <w:r>
-        <w:rPr>
-          <w:b/>
-        </w:rPr>
-        <w:t>same Apple ID</w:t>
-      </w:r>
-      <w:r>
-        <w:t xml:space="preserve"> each time.</w:t>
+        <w:t>UBF8T346G9</w:t>
+      </w:r>
+      <w:r>
+        <w:t xml:space="preserve"> (Step 11).</w:t>
+      </w:r>
+    </w:p>
+    <w:p>
+      <w:pPr>
+        <w:pStyle w:val="ListBullet"/>
+      </w:pPr>
+      <w:r>
+        <w:rPr>
+          <w:b/>
+        </w:rPr>
+        <w:t>macOS too old</w:t>
+      </w:r>
+      <w:r>
+        <w:t xml:space="preserve"> — Platform SSO requires macOS 13+ (14+ recommended) (R6).</w:t>
+      </w:r>
+    </w:p>
+    <w:p>
+      <w:pPr>
+        <w:pStyle w:val="ListBullet"/>
+      </w:pPr>
+      <w:r>
+        <w:t>After fixing, sign out/in or reboot to re-trigger the registration prompt.</w:t>
       </w:r>
     </w:p>
     <w:p>
@@ -5412,7 +5168,7 @@
         <w:pStyle w:val="Heading2"/>
       </w:pPr>
       <w:r>
-        <w:t>Useful checkpoints</w:t>
+        <w:t>Registered, but apps still prompt for a password</w:t>
       </w:r>
     </w:p>
     <w:p>
@@ -5423,33 +5179,10 @@
         <w:rPr>
           <w:b/>
         </w:rPr>
-        <w:t>Intune:</w:t>
-      </w:r>
-      <w:r>
-        <w:t xml:space="preserve"> Devices → macOS → (device) → </w:t>
-      </w:r>
-      <w:r>
-        <w:rPr>
-          <w:b/>
-        </w:rPr>
-        <w:t>Hardware / Compliance / Configuration</w:t>
-      </w:r>
-      <w:r>
-        <w:t>; Enrollment →</w:t>
-      </w:r>
-    </w:p>
-    <w:p>
-      <w:r>
-        <w:t xml:space="preserve">  Apple → token → </w:t>
-      </w:r>
-      <w:r>
-        <w:rPr>
-          <w:b/>
-        </w:rPr>
-        <w:t>Devices</w:t>
-      </w:r>
-      <w:r>
-        <w:t>.</w:t>
+        <w:t>Missing SSO URLs</w:t>
+      </w:r>
+      <w:r>
+        <w:t xml:space="preserve"> — ensure all Microsoft login URLs are listed in the SSO extension (Step 11).</w:t>
       </w:r>
     </w:p>
     <w:p>
@@ -5460,53 +5193,200 @@
         <w:rPr>
           <w:b/>
         </w:rPr>
-        <w:t>On the Mac:</w:t>
-      </w:r>
-      <w:r>
-        <w:t xml:space="preserve"> </w:t>
-      </w:r>
-      <w:r>
-        <w:rPr>
-          <w:b/>
-        </w:rPr>
-        <w:t>System Settings → Privacy &amp; Security → Profiles</w:t>
-      </w:r>
-      <w:r>
-        <w:t xml:space="preserve"> (MDM profile present);</w:t>
-      </w:r>
-    </w:p>
-    <w:p>
-      <w:r>
-        <w:t xml:space="preserve">  </w:t>
-      </w:r>
-      <w:r>
-        <w:rPr>
-          <w:b/>
-        </w:rPr>
-        <w:t>Console.app</w:t>
-      </w:r>
-      <w:r>
-        <w:t xml:space="preserve"> filtered for </w:t>
+        <w:t>Browser without broker support</w:t>
+      </w:r>
+      <w:r>
+        <w:t xml:space="preserve"> — Safari/Edge/Chrome with the Microsoft SSO extension get silent</w:t>
+      </w:r>
+    </w:p>
+    <w:p>
+      <w:r>
+        <w:t xml:space="preserve">  SSO; some third-party browsers won't.</w:t>
+      </w:r>
+    </w:p>
+    <w:p>
+      <w:pPr>
+        <w:pStyle w:val="ListBullet"/>
+      </w:pPr>
+      <w:r>
+        <w:rPr>
+          <w:b/>
+        </w:rPr>
+        <w:t>Conditional Access interruption</w:t>
+      </w:r>
+      <w:r>
+        <w:t xml:space="preserve"> — a policy may require interaction; review CA sign-in logs in</w:t>
+      </w:r>
+    </w:p>
+    <w:p>
+      <w:r>
+        <w:t xml:space="preserve">  Entra.</w:t>
+      </w:r>
+    </w:p>
+    <w:p>
+      <w:pPr>
+        <w:pStyle w:val="Heading2"/>
+      </w:pPr>
+      <w:r>
+        <w:t>Secure Enclave method not taking effect</w:t>
+      </w:r>
+    </w:p>
+    <w:p>
+      <w:pPr>
+        <w:pStyle w:val="ListBullet"/>
+      </w:pPr>
+      <w:r>
+        <w:t xml:space="preserve">The profile may be set to </w:t>
+      </w:r>
+      <w:r>
+        <w:rPr>
+          <w:b/>
+        </w:rPr>
+        <w:t>password sync</w:t>
+      </w:r>
+      <w:r>
+        <w:t xml:space="preserve">. Set </w:t>
+      </w:r>
+      <w:r>
+        <w:rPr>
+          <w:b/>
+        </w:rPr>
+        <w:t>Authentication Method = Secure Enclave Key</w:t>
+      </w:r>
+    </w:p>
+    <w:p>
+      <w:r>
+        <w:t xml:space="preserve">  (Step 11), re-assign, and </w:t>
+      </w:r>
+      <w:r>
+        <w:rPr>
+          <w:b/>
+        </w:rPr>
+        <w:t>re-register</w:t>
+      </w:r>
+      <w:r>
+        <w:t xml:space="preserve"> (sign out/in). Existing registrations keep their original   method until re-registered.</w:t>
+      </w:r>
+    </w:p>
+    <w:p>
+      <w:pPr>
+        <w:pStyle w:val="Heading2"/>
+      </w:pPr>
+      <w:r>
+        <w:t>"Awaiting configuration" / device stuck at Setup Assistant</w:t>
+      </w:r>
+    </w:p>
+    <w:p>
+      <w:pPr>
+        <w:pStyle w:val="ListBullet"/>
+      </w:pPr>
+      <w:r>
+        <w:t xml:space="preserve">Usually a transient Apple/Intune sync delay or a network hiccup. Confirm endpoints (R9), </w:t>
+      </w:r>
+      <w:r>
+        <w:rPr>
+          <w:b/>
+        </w:rPr>
+        <w:t>Sync</w:t>
+      </w:r>
+    </w:p>
+    <w:p>
+      <w:r>
+        <w:t xml:space="preserve">  the token, and allow several minutes; if persistent, erase and retry.</w:t>
+      </w:r>
+    </w:p>
+    <w:p>
+      <w:pPr>
+        <w:pStyle w:val="Heading2"/>
+      </w:pPr>
+      <w:r>
+        <w:t>Token / certificate expiry (preventive)</w:t>
+      </w:r>
+    </w:p>
+    <w:p>
+      <w:pPr>
+        <w:pStyle w:val="ListBullet"/>
+      </w:pPr>
+      <w:r>
+        <w:t xml:space="preserve">Both the </w:t>
+      </w:r>
+      <w:r>
+        <w:rPr>
+          <w:b/>
+        </w:rPr>
+        <w:t>APNs certificate</w:t>
+      </w:r>
+      <w:r>
+        <w:t xml:space="preserve"> and the </w:t>
+      </w:r>
+      <w:r>
+        <w:rPr>
+          <w:b/>
+        </w:rPr>
+        <w:t>ADE token</w:t>
+      </w:r>
+      <w:r>
+        <w:t xml:space="preserve"> expire </w:t>
+      </w:r>
+      <w:r>
+        <w:rPr>
+          <w:b/>
+        </w:rPr>
+        <w:t>annually</w:t>
+      </w:r>
+      <w:r>
+        <w:t xml:space="preserve"> and </w:t>
+      </w:r>
+      <w:r>
+        <w:rPr>
+          <w:b/>
+        </w:rPr>
+        <w:t>block enrollment</w:t>
+      </w:r>
+      <w:r>
+        <w:t xml:space="preserve"> if</w:t>
+      </w:r>
+    </w:p>
+    <w:p>
+      <w:r>
+        <w:t xml:space="preserve">  lapsed. Run </w:t>
       </w:r>
       <w:r>
         <w:rPr>
           <w:rFonts w:ascii="Consolas" w:hAnsi="Consolas"/>
           <w:sz w:val="19"/>
         </w:rPr>
-        <w:t>AppSSO</w:t>
-      </w:r>
-      <w:r>
-        <w:t xml:space="preserve"> / </w:t>
+        <w:t>ADEMAC-Discovery.ps1</w:t>
+      </w:r>
+      <w:r>
+        <w:t xml:space="preserve"> (or </w:t>
       </w:r>
       <w:r>
         <w:rPr>
           <w:rFonts w:ascii="Consolas" w:hAnsi="Consolas"/>
           <w:sz w:val="19"/>
         </w:rPr>
-        <w:t>DeviceManagement</w:t>
-      </w:r>
-      <w:r>
-        <w:t xml:space="preserve"> for SSO and enrollment logs.</w:t>
+        <w:t>ADEMAC-Remediation.ps1</w:t>
+      </w:r>
+      <w:r>
+        <w:t xml:space="preserve">) regularly; it flags anything   expiring within 30 days. Renew with the </w:t>
+      </w:r>
+      <w:r>
+        <w:rPr>
+          <w:b/>
+        </w:rPr>
+        <w:t>same Apple ID</w:t>
+      </w:r>
+      <w:r>
+        <w:t xml:space="preserve"> each time.</w:t>
+      </w:r>
+    </w:p>
+    <w:p>
+      <w:pPr>
+        <w:pStyle w:val="Heading2"/>
+      </w:pPr>
+      <w:r>
+        <w:t>Useful checkpoints</w:t>
       </w:r>
     </w:p>
     <w:p>
@@ -5517,341 +5397,90 @@
         <w:rPr>
           <w:b/>
         </w:rPr>
-        <w:t>Scripts:</w:t>
-      </w:r>
-      <w:r>
-        <w:t xml:space="preserve"> re-run </w:t>
+        <w:t>Intune:</w:t>
+      </w:r>
+      <w:r>
+        <w:t xml:space="preserve"> Devices → macOS → (device) → </w:t>
+      </w:r>
+      <w:r>
+        <w:rPr>
+          <w:b/>
+        </w:rPr>
+        <w:t>Hardware / Compliance / Configuration</w:t>
+      </w:r>
+      <w:r>
+        <w:t>; Enrollment →</w:t>
+      </w:r>
+    </w:p>
+    <w:p>
+      <w:r>
+        <w:t xml:space="preserve">  Apple → token → </w:t>
+      </w:r>
+      <w:r>
+        <w:rPr>
+          <w:b/>
+        </w:rPr>
+        <w:t>Devices</w:t>
+      </w:r>
+      <w:r>
+        <w:t>.</w:t>
+      </w:r>
+    </w:p>
+    <w:p>
+      <w:pPr>
+        <w:pStyle w:val="ListBullet"/>
+      </w:pPr>
+      <w:r>
+        <w:rPr>
+          <w:b/>
+        </w:rPr>
+        <w:t>On the Mac:</w:t>
+      </w:r>
+      <w:r>
+        <w:t xml:space="preserve"> </w:t>
+      </w:r>
+      <w:r>
+        <w:rPr>
+          <w:b/>
+        </w:rPr>
+        <w:t>System Settings → Privacy &amp; Security → Profiles</w:t>
+      </w:r>
+      <w:r>
+        <w:t xml:space="preserve"> (MDM profile present);</w:t>
+      </w:r>
+    </w:p>
+    <w:p>
+      <w:r>
+        <w:t xml:space="preserve">  </w:t>
+      </w:r>
+      <w:r>
+        <w:rPr>
+          <w:b/>
+        </w:rPr>
+        <w:t>Console.app</w:t>
+      </w:r>
+      <w:r>
+        <w:t xml:space="preserve"> filtered for </w:t>
       </w:r>
       <w:r>
         <w:rPr>
           <w:rFonts w:ascii="Consolas" w:hAnsi="Consolas"/>
           <w:sz w:val="19"/>
         </w:rPr>
-        <w:t>ADEMAC-Validation.ps1</w:t>
-      </w:r>
-      <w:r>
-        <w:t xml:space="preserve"> after each change to confirm the gate.</w:t>
-      </w:r>
-    </w:p>
-    <w:p>
-      <w:pPr>
-        <w:pStyle w:val="Heading1"/>
-      </w:pPr>
-      <w:r>
-        <w:t>7. Best Practices — macOS Automated Device Enrollment with SSO</w:t>
-      </w:r>
-    </w:p>
-    <w:p>
-      <w:r>
-        <w:t>Field-proven guidance to keep the deployment reliable, secure, and low-maintenance.</w:t>
-      </w:r>
-    </w:p>
-    <w:p>
-      <w:pPr>
-        <w:pStyle w:val="Heading2"/>
-      </w:pPr>
-      <w:r>
-        <w:t>Identity &amp; authentication</w:t>
-      </w:r>
-    </w:p>
-    <w:p>
-      <w:pPr>
-        <w:pStyle w:val="ListBullet"/>
-      </w:pPr>
-      <w:r>
-        <w:rPr>
-          <w:b/>
-        </w:rPr>
-        <w:t>Standardize on the Secure Enclave key method.</w:t>
-      </w:r>
-      <w:r>
-        <w:t xml:space="preserve"> It is phishing-resistant and decouples the local</w:t>
-      </w:r>
-    </w:p>
-    <w:p>
-      <w:r>
-        <w:t xml:space="preserve">  password from Entra. Reserve password sync for edge cases that genuinely need it.</w:t>
-      </w:r>
-    </w:p>
-    <w:p>
-      <w:pPr>
-        <w:pStyle w:val="ListBullet"/>
-      </w:pPr>
-      <w:r>
-        <w:rPr>
-          <w:b/>
-        </w:rPr>
-        <w:t>Require user affinity</w:t>
-      </w:r>
-      <w:r>
-        <w:t xml:space="preserve"> on the enrollment profile so each Mac is tied to a user and Platform SSO</w:t>
-      </w:r>
-    </w:p>
-    <w:p>
-      <w:r>
-        <w:t xml:space="preserve">  can register. Device-affinity (shared) Macs need a different design.</w:t>
-      </w:r>
-    </w:p>
-    <w:p>
-      <w:pPr>
-        <w:pStyle w:val="ListBullet"/>
-      </w:pPr>
-      <w:r>
-        <w:rPr>
-          <w:b/>
-        </w:rPr>
-        <w:t>Layer Conditional Access</w:t>
-      </w:r>
-      <w:r>
-        <w:t xml:space="preserve"> to require compliant, registered Macs for Microsoft 365 — start in</w:t>
-      </w:r>
-    </w:p>
-    <w:p>
-      <w:r>
-        <w:t xml:space="preserve">  </w:t>
-      </w:r>
-      <w:r>
-        <w:rPr>
-          <w:b/>
-        </w:rPr>
-        <w:t>report-only</w:t>
-      </w:r>
-      <w:r>
-        <w:t>, then enforce once the pilot is clean.</w:t>
-      </w:r>
-    </w:p>
-    <w:p>
-      <w:pPr>
-        <w:pStyle w:val="Heading2"/>
-      </w:pPr>
-      <w:r>
-        <w:t>Enrollment hygiene</w:t>
-      </w:r>
-    </w:p>
-    <w:p>
-      <w:pPr>
-        <w:pStyle w:val="ListBullet"/>
-      </w:pPr>
-      <w:r>
-        <w:rPr>
-          <w:b/>
-        </w:rPr>
-        <w:t>Always supervise</w:t>
-      </w:r>
-      <w:r>
-        <w:t xml:space="preserve"> company Macs (Step 7) and </w:t>
-      </w:r>
-      <w:r>
-        <w:rPr>
-          <w:b/>
-        </w:rPr>
-        <w:t>lock enrollment</w:t>
-      </w:r>
-      <w:r>
-        <w:t xml:space="preserve"> so management can't be removed.</w:t>
-      </w:r>
-    </w:p>
-    <w:p>
-      <w:pPr>
-        <w:pStyle w:val="ListBullet"/>
-      </w:pPr>
-      <w:r>
-        <w:rPr>
-          <w:b/>
-        </w:rPr>
-        <w:t>Buy through channels linked to ABM</w:t>
-      </w:r>
-      <w:r>
-        <w:t xml:space="preserve"> so devices appear automatically; use Apple Configurator only</w:t>
-      </w:r>
-    </w:p>
-    <w:p>
-      <w:r>
-        <w:t xml:space="preserve">  for legacy stock, and complete enrollment before the </w:t>
-      </w:r>
-      <w:r>
-        <w:rPr>
-          <w:b/>
-        </w:rPr>
-        <w:t>30-day provisional period</w:t>
-      </w:r>
-      <w:r>
-        <w:t xml:space="preserve"> lapses.</w:t>
-      </w:r>
-    </w:p>
-    <w:p>
-      <w:pPr>
-        <w:pStyle w:val="ListBullet"/>
-      </w:pPr>
-      <w:r>
-        <w:rPr>
-          <w:b/>
-        </w:rPr>
-        <w:t>Keep one well-named MDM server</w:t>
-      </w:r>
-      <w:r>
-        <w:t xml:space="preserve"> per environment in ABM (e.g. *Intune – Production*) to avoid</w:t>
-      </w:r>
-    </w:p>
-    <w:p>
-      <w:r>
-        <w:t xml:space="preserve">  assigning devices to the wrong tenant.</w:t>
-      </w:r>
-    </w:p>
-    <w:p>
-      <w:pPr>
-        <w:pStyle w:val="Heading2"/>
-      </w:pPr>
-      <w:r>
-        <w:t>Token &amp; certificate lifecycle (the #1 cause of outages)</w:t>
-      </w:r>
-    </w:p>
-    <w:p>
-      <w:pPr>
-        <w:pStyle w:val="ListBullet"/>
-      </w:pPr>
-      <w:r>
-        <w:rPr>
-          <w:b/>
-        </w:rPr>
-        <w:t>Track both annual expiries</w:t>
-      </w:r>
-      <w:r>
-        <w:t xml:space="preserve"> — the </w:t>
-      </w:r>
-      <w:r>
-        <w:rPr>
-          <w:b/>
-        </w:rPr>
-        <w:t>APNs certificate</w:t>
-      </w:r>
-      <w:r>
-        <w:t xml:space="preserve"> and the </w:t>
-      </w:r>
-      <w:r>
-        <w:rPr>
-          <w:b/>
-        </w:rPr>
-        <w:t>ADE token</w:t>
-      </w:r>
-      <w:r>
-        <w:t>. A lapse blocks all</w:t>
-      </w:r>
-    </w:p>
-    <w:p>
-      <w:r>
-        <w:t xml:space="preserve">  new enrollments and can unenroll devices.</w:t>
-      </w:r>
-    </w:p>
-    <w:p>
-      <w:pPr>
-        <w:pStyle w:val="ListBullet"/>
-      </w:pPr>
-      <w:r>
-        <w:rPr>
-          <w:b/>
-        </w:rPr>
-        <w:t>Always renew APNs with the same company Apple ID.</w:t>
-      </w:r>
-      <w:r>
-        <w:t xml:space="preserve"> Document which Apple ID owns it; never use a</w:t>
-      </w:r>
-    </w:p>
-    <w:p>
-      <w:r>
-        <w:t xml:space="preserve">  personal Apple ID or one tied to an individual who may leave.</w:t>
-      </w:r>
-    </w:p>
-    <w:p>
-      <w:pPr>
-        <w:pStyle w:val="ListBullet"/>
-      </w:pPr>
-      <w:r>
-        <w:rPr>
-          <w:b/>
-        </w:rPr>
-        <w:t>Schedule `ADEMAC-Discovery.ps1`</w:t>
-      </w:r>
-      <w:r>
-        <w:t xml:space="preserve"> to run regularly and alert on anything within 30 days of expiry.</w:t>
-      </w:r>
-    </w:p>
-    <w:p>
-      <w:pPr>
-        <w:pStyle w:val="Heading2"/>
-      </w:pPr>
-      <w:r>
-        <w:t>Operating system &amp; updates</w:t>
-      </w:r>
-    </w:p>
-    <w:p>
-      <w:pPr>
-        <w:pStyle w:val="ListBullet"/>
-      </w:pPr>
-      <w:r>
-        <w:rPr>
-          <w:b/>
-        </w:rPr>
-        <w:t>Set a minimum-OS compliance policy</w:t>
-      </w:r>
-      <w:r>
-        <w:t xml:space="preserve"> (macOS 14+ recommended) so Platform SSO works reliably and</w:t>
-      </w:r>
-    </w:p>
-    <w:p>
-      <w:r>
-        <w:t xml:space="preserve">  out-of-support Macs are flagged.</w:t>
-      </w:r>
-    </w:p>
-    <w:p>
-      <w:pPr>
-        <w:pStyle w:val="ListBullet"/>
-      </w:pPr>
-      <w:r>
-        <w:rPr>
-          <w:b/>
-        </w:rPr>
-        <w:t>Manage updates with Intune</w:t>
-      </w:r>
-      <w:r>
-        <w:t xml:space="preserve"> (declarative software updates) so the fleet stays patched without</w:t>
-      </w:r>
-    </w:p>
-    <w:p>
-      <w:r>
-        <w:t xml:space="preserve">  user intervention.</w:t>
-      </w:r>
-    </w:p>
-    <w:p>
-      <w:pPr>
-        <w:pStyle w:val="Heading2"/>
-      </w:pPr>
-      <w:r>
-        <w:t>Rollout discipline</w:t>
-      </w:r>
-    </w:p>
-    <w:p>
-      <w:pPr>
-        <w:pStyle w:val="ListBullet"/>
-      </w:pPr>
-      <w:r>
-        <w:rPr>
-          <w:b/>
-        </w:rPr>
-        <w:t>Pilot first, expand in waves.</w:t>
-      </w:r>
-      <w:r>
-        <w:t xml:space="preserve"> Validate each wave with </w:t>
+        <w:t>AppSSO</w:t>
+      </w:r>
+      <w:r>
+        <w:t xml:space="preserve"> / </w:t>
       </w:r>
       <w:r>
         <w:rPr>
           <w:rFonts w:ascii="Consolas" w:hAnsi="Consolas"/>
           <w:sz w:val="19"/>
         </w:rPr>
-        <w:t>ADEMAC-Validation.ps1</w:t>
-      </w:r>
-      <w:r>
-        <w:t xml:space="preserve"> before widening.</w:t>
+        <w:t>DeviceManagement</w:t>
+      </w:r>
+      <w:r>
+        <w:t xml:space="preserve"> for SSO and enrollment logs.</w:t>
       </w:r>
     </w:p>
     <w:p>
@@ -5862,81 +5491,426 @@
         <w:rPr>
           <w:b/>
         </w:rPr>
-        <w:t>Hide noisy Setup Assistant screens</w:t>
-      </w:r>
-      <w:r>
-        <w:t xml:space="preserve"> for a clean, fast first-run, but keep privacy/location</w:t>
-      </w:r>
-    </w:p>
-    <w:p>
-      <w:r>
-        <w:t xml:space="preserve">  prompts that your policy requires.</w:t>
-      </w:r>
-    </w:p>
-    <w:p>
-      <w:pPr>
-        <w:pStyle w:val="ListBullet"/>
-      </w:pPr>
-      <w:r>
-        <w:rPr>
-          <w:b/>
-        </w:rPr>
-        <w:t>Pre-stage apps as Required</w:t>
-      </w:r>
-      <w:r>
-        <w:t xml:space="preserve"> (starting with Company Portal) so a freshly enrolled Mac is useful</w:t>
-      </w:r>
-    </w:p>
-    <w:p>
-      <w:r>
-        <w:t xml:space="preserve">  within minutes.</w:t>
-      </w:r>
-    </w:p>
-    <w:p>
-      <w:pPr>
-        <w:pStyle w:val="Heading2"/>
-      </w:pPr>
-      <w:r>
-        <w:t>Operations &amp; documentation</w:t>
-      </w:r>
-    </w:p>
-    <w:p>
-      <w:pPr>
-        <w:pStyle w:val="ListBullet"/>
-      </w:pPr>
-      <w:r>
-        <w:rPr>
-          <w:b/>
-        </w:rPr>
-        <w:t>Keep a runbook</w:t>
-      </w:r>
-      <w:r>
-        <w:t xml:space="preserve"> of the Apple ID, ABM org, MDM server name, token/cert expiry dates, and the SSO</w:t>
-      </w:r>
-    </w:p>
-    <w:p>
-      <w:r>
-        <w:t xml:space="preserve">  profile identifiers — the values that, if lost, are painful to recover.</w:t>
-      </w:r>
-    </w:p>
-    <w:p>
-      <w:pPr>
-        <w:pStyle w:val="ListBullet"/>
-      </w:pPr>
-      <w:r>
-        <w:rPr>
-          <w:b/>
-        </w:rPr>
-        <w:t>Report monthly</w:t>
-      </w:r>
-      <w:r>
-        <w:t xml:space="preserve"> with </w:t>
+        <w:t>Scripts:</w:t>
+      </w:r>
+      <w:r>
+        <w:t xml:space="preserve"> re-run </w:t>
       </w:r>
       <w:r>
         <w:rPr>
           <w:rFonts w:ascii="Consolas" w:hAnsi="Consolas"/>
           <w:sz w:val="19"/>
         </w:rPr>
+        <w:t>ADEMAC-Validation.ps1</w:t>
+      </w:r>
+      <w:r>
+        <w:t xml:space="preserve"> after each change to confirm the gate.</w:t>
+      </w:r>
+    </w:p>
+    <w:p>
+      <w:pPr>
+        <w:pStyle w:val="Heading1"/>
+      </w:pPr>
+      <w:r>
+        <w:t>7. Best Practices — macOS Automated Device Enrollment with SSO</w:t>
+      </w:r>
+    </w:p>
+    <w:p>
+      <w:r>
+        <w:t>Field-proven guidance to keep the deployment reliable, secure, and low-maintenance.</w:t>
+      </w:r>
+    </w:p>
+    <w:p>
+      <w:pPr>
+        <w:pStyle w:val="Heading2"/>
+      </w:pPr>
+      <w:r>
+        <w:t>Identity &amp; authentication</w:t>
+      </w:r>
+    </w:p>
+    <w:p>
+      <w:pPr>
+        <w:pStyle w:val="ListBullet"/>
+      </w:pPr>
+      <w:r>
+        <w:rPr>
+          <w:b/>
+        </w:rPr>
+        <w:t>Standardize on the Secure Enclave key method.</w:t>
+      </w:r>
+      <w:r>
+        <w:t xml:space="preserve"> It is phishing-resistant and decouples the local</w:t>
+      </w:r>
+    </w:p>
+    <w:p>
+      <w:r>
+        <w:t xml:space="preserve">  password from Entra. Reserve password sync for edge cases that genuinely need it.</w:t>
+      </w:r>
+    </w:p>
+    <w:p>
+      <w:pPr>
+        <w:pStyle w:val="ListBullet"/>
+      </w:pPr>
+      <w:r>
+        <w:rPr>
+          <w:b/>
+        </w:rPr>
+        <w:t>Require user affinity</w:t>
+      </w:r>
+      <w:r>
+        <w:t xml:space="preserve"> on the enrollment profile so each Mac is tied to a user and Platform SSO</w:t>
+      </w:r>
+    </w:p>
+    <w:p>
+      <w:r>
+        <w:t xml:space="preserve">  can register. Device-affinity (shared) Macs need a different design.</w:t>
+      </w:r>
+    </w:p>
+    <w:p>
+      <w:pPr>
+        <w:pStyle w:val="ListBullet"/>
+      </w:pPr>
+      <w:r>
+        <w:rPr>
+          <w:b/>
+        </w:rPr>
+        <w:t>Layer Conditional Access</w:t>
+      </w:r>
+      <w:r>
+        <w:t xml:space="preserve"> to require compliant, registered Macs for Microsoft 365 — start in</w:t>
+      </w:r>
+    </w:p>
+    <w:p>
+      <w:r>
+        <w:t xml:space="preserve">  </w:t>
+      </w:r>
+      <w:r>
+        <w:rPr>
+          <w:b/>
+        </w:rPr>
+        <w:t>report-only</w:t>
+      </w:r>
+      <w:r>
+        <w:t>, then enforce once the pilot is clean.</w:t>
+      </w:r>
+    </w:p>
+    <w:p>
+      <w:pPr>
+        <w:pStyle w:val="Heading2"/>
+      </w:pPr>
+      <w:r>
+        <w:t>Enrollment hygiene</w:t>
+      </w:r>
+    </w:p>
+    <w:p>
+      <w:pPr>
+        <w:pStyle w:val="ListBullet"/>
+      </w:pPr>
+      <w:r>
+        <w:rPr>
+          <w:b/>
+        </w:rPr>
+        <w:t>Always supervise</w:t>
+      </w:r>
+      <w:r>
+        <w:t xml:space="preserve"> company Macs (Step 7) and </w:t>
+      </w:r>
+      <w:r>
+        <w:rPr>
+          <w:b/>
+        </w:rPr>
+        <w:t>lock enrollment</w:t>
+      </w:r>
+      <w:r>
+        <w:t xml:space="preserve"> so management can't be removed.</w:t>
+      </w:r>
+    </w:p>
+    <w:p>
+      <w:pPr>
+        <w:pStyle w:val="ListBullet"/>
+      </w:pPr>
+      <w:r>
+        <w:rPr>
+          <w:b/>
+        </w:rPr>
+        <w:t>Buy through channels linked to ABM</w:t>
+      </w:r>
+      <w:r>
+        <w:t xml:space="preserve"> so devices appear automatically; use Apple Configurator only</w:t>
+      </w:r>
+    </w:p>
+    <w:p>
+      <w:r>
+        <w:t xml:space="preserve">  for legacy stock, and complete enrollment before the </w:t>
+      </w:r>
+      <w:r>
+        <w:rPr>
+          <w:b/>
+        </w:rPr>
+        <w:t>30-day provisional period</w:t>
+      </w:r>
+      <w:r>
+        <w:t xml:space="preserve"> lapses.</w:t>
+      </w:r>
+    </w:p>
+    <w:p>
+      <w:pPr>
+        <w:pStyle w:val="ListBullet"/>
+      </w:pPr>
+      <w:r>
+        <w:rPr>
+          <w:b/>
+        </w:rPr>
+        <w:t>Keep one well-named MDM server</w:t>
+      </w:r>
+      <w:r>
+        <w:t xml:space="preserve"> per environment in ABM (e.g. *Intune – Production*) to avoid</w:t>
+      </w:r>
+    </w:p>
+    <w:p>
+      <w:r>
+        <w:t xml:space="preserve">  assigning devices to the wrong tenant.</w:t>
+      </w:r>
+    </w:p>
+    <w:p>
+      <w:pPr>
+        <w:pStyle w:val="Heading2"/>
+      </w:pPr>
+      <w:r>
+        <w:t>Token &amp; certificate lifecycle (the #1 cause of outages)</w:t>
+      </w:r>
+    </w:p>
+    <w:p>
+      <w:pPr>
+        <w:pStyle w:val="ListBullet"/>
+      </w:pPr>
+      <w:r>
+        <w:rPr>
+          <w:b/>
+        </w:rPr>
+        <w:t>Track both annual expiries</w:t>
+      </w:r>
+      <w:r>
+        <w:t xml:space="preserve"> — the </w:t>
+      </w:r>
+      <w:r>
+        <w:rPr>
+          <w:b/>
+        </w:rPr>
+        <w:t>APNs certificate</w:t>
+      </w:r>
+      <w:r>
+        <w:t xml:space="preserve"> and the </w:t>
+      </w:r>
+      <w:r>
+        <w:rPr>
+          <w:b/>
+        </w:rPr>
+        <w:t>ADE token</w:t>
+      </w:r>
+      <w:r>
+        <w:t>. A lapse blocks all</w:t>
+      </w:r>
+    </w:p>
+    <w:p>
+      <w:r>
+        <w:t xml:space="preserve">  new enrollments and can unenroll devices.</w:t>
+      </w:r>
+    </w:p>
+    <w:p>
+      <w:pPr>
+        <w:pStyle w:val="ListBullet"/>
+      </w:pPr>
+      <w:r>
+        <w:rPr>
+          <w:b/>
+        </w:rPr>
+        <w:t>Always renew APNs with the same company Apple ID.</w:t>
+      </w:r>
+      <w:r>
+        <w:t xml:space="preserve"> Document which Apple ID owns it; never use a</w:t>
+      </w:r>
+    </w:p>
+    <w:p>
+      <w:r>
+        <w:t xml:space="preserve">  personal Apple ID or one tied to an individual who may leave.</w:t>
+      </w:r>
+    </w:p>
+    <w:p>
+      <w:pPr>
+        <w:pStyle w:val="ListBullet"/>
+      </w:pPr>
+      <w:r>
+        <w:rPr>
+          <w:b/>
+        </w:rPr>
+        <w:t>Schedule `ADEMAC-Discovery.ps1`</w:t>
+      </w:r>
+      <w:r>
+        <w:t xml:space="preserve"> to run regularly and alert on anything within 30 days of expiry.</w:t>
+      </w:r>
+    </w:p>
+    <w:p>
+      <w:pPr>
+        <w:pStyle w:val="Heading2"/>
+      </w:pPr>
+      <w:r>
+        <w:t>Operating system &amp; updates</w:t>
+      </w:r>
+    </w:p>
+    <w:p>
+      <w:pPr>
+        <w:pStyle w:val="ListBullet"/>
+      </w:pPr>
+      <w:r>
+        <w:rPr>
+          <w:b/>
+        </w:rPr>
+        <w:t>Set a minimum-OS compliance policy</w:t>
+      </w:r>
+      <w:r>
+        <w:t xml:space="preserve"> (macOS 14+ recommended) so Platform SSO works reliably and</w:t>
+      </w:r>
+    </w:p>
+    <w:p>
+      <w:r>
+        <w:t xml:space="preserve">  out-of-support Macs are flagged.</w:t>
+      </w:r>
+    </w:p>
+    <w:p>
+      <w:pPr>
+        <w:pStyle w:val="ListBullet"/>
+      </w:pPr>
+      <w:r>
+        <w:rPr>
+          <w:b/>
+        </w:rPr>
+        <w:t>Manage updates with Intune</w:t>
+      </w:r>
+      <w:r>
+        <w:t xml:space="preserve"> (declarative software updates) so the fleet stays patched without</w:t>
+      </w:r>
+    </w:p>
+    <w:p>
+      <w:r>
+        <w:t xml:space="preserve">  user intervention.</w:t>
+      </w:r>
+    </w:p>
+    <w:p>
+      <w:pPr>
+        <w:pStyle w:val="Heading2"/>
+      </w:pPr>
+      <w:r>
+        <w:t>Rollout discipline</w:t>
+      </w:r>
+    </w:p>
+    <w:p>
+      <w:pPr>
+        <w:pStyle w:val="ListBullet"/>
+      </w:pPr>
+      <w:r>
+        <w:rPr>
+          <w:b/>
+        </w:rPr>
+        <w:t>Pilot first, expand in waves.</w:t>
+      </w:r>
+      <w:r>
+        <w:t xml:space="preserve"> Validate each wave with </w:t>
+      </w:r>
+      <w:r>
+        <w:rPr>
+          <w:rFonts w:ascii="Consolas" w:hAnsi="Consolas"/>
+          <w:sz w:val="19"/>
+        </w:rPr>
+        <w:t>ADEMAC-Validation.ps1</w:t>
+      </w:r>
+      <w:r>
+        <w:t xml:space="preserve"> before widening.</w:t>
+      </w:r>
+    </w:p>
+    <w:p>
+      <w:pPr>
+        <w:pStyle w:val="ListBullet"/>
+      </w:pPr>
+      <w:r>
+        <w:rPr>
+          <w:b/>
+        </w:rPr>
+        <w:t>Hide noisy Setup Assistant screens</w:t>
+      </w:r>
+      <w:r>
+        <w:t xml:space="preserve"> for a clean, fast first-run, but keep privacy/location</w:t>
+      </w:r>
+    </w:p>
+    <w:p>
+      <w:r>
+        <w:t xml:space="preserve">  prompts that your policy requires.</w:t>
+      </w:r>
+    </w:p>
+    <w:p>
+      <w:pPr>
+        <w:pStyle w:val="ListBullet"/>
+      </w:pPr>
+      <w:r>
+        <w:rPr>
+          <w:b/>
+        </w:rPr>
+        <w:t>Pre-stage apps as Required</w:t>
+      </w:r>
+      <w:r>
+        <w:t xml:space="preserve"> (starting with Company Portal) so a freshly enrolled Mac is useful</w:t>
+      </w:r>
+    </w:p>
+    <w:p>
+      <w:r>
+        <w:t xml:space="preserve">  within minutes.</w:t>
+      </w:r>
+    </w:p>
+    <w:p>
+      <w:pPr>
+        <w:pStyle w:val="Heading2"/>
+      </w:pPr>
+      <w:r>
+        <w:t>Operations &amp; documentation</w:t>
+      </w:r>
+    </w:p>
+    <w:p>
+      <w:pPr>
+        <w:pStyle w:val="ListBullet"/>
+      </w:pPr>
+      <w:r>
+        <w:rPr>
+          <w:b/>
+        </w:rPr>
+        <w:t>Keep a runbook</w:t>
+      </w:r>
+      <w:r>
+        <w:t xml:space="preserve"> of the Apple ID, ABM org, MDM server name, token/cert expiry dates, and the SSO</w:t>
+      </w:r>
+    </w:p>
+    <w:p>
+      <w:r>
+        <w:t xml:space="preserve">  profile identifiers — the values that, if lost, are painful to recover.</w:t>
+      </w:r>
+    </w:p>
+    <w:p>
+      <w:pPr>
+        <w:pStyle w:val="ListBullet"/>
+      </w:pPr>
+      <w:r>
+        <w:rPr>
+          <w:b/>
+        </w:rPr>
+        <w:t>Report monthly</w:t>
+      </w:r>
+      <w:r>
+        <w:t xml:space="preserve"> with </w:t>
+      </w:r>
+      <w:r>
+        <w:rPr>
+          <w:rFonts w:ascii="Consolas" w:hAnsi="Consolas"/>
+          <w:sz w:val="19"/>
+        </w:rPr>
         <w:t>ADEMAC-DeviceReport.ps1</w:t>
       </w:r>
       <w:r>
@@ -6000,7 +5974,7 @@
     </w:p>
     <w:p>
       <w:r>
-        <w:t xml:space="preserve">  a complete managed posture (separate Phoenixtekk solutions cover these).</w:t>
+        <w:t xml:space="preserve">  a complete managed posture (separate solutions cover these).</w:t>
       </w:r>
     </w:p>
     <w:p>
@@ -6207,9 +6181,10 @@
       </w:pPr>
       <w:r>
         <w:rPr>
-          <w:b/>
-        </w:rPr>
-        <w:t>`ADEMAC-Discovery.ps1`</w:t>
+          <w:rFonts w:ascii="Consolas" w:hAnsi="Consolas"/>
+          <w:sz w:val="19"/>
+        </w:rPr>
+        <w:t>ADEMAC-Discovery.ps1</w:t>
       </w:r>
       <w:r>
         <w:t xml:space="preserve"> — tenant readiness: APNs certificate status/expiry, ADE/enrollment</w:t>
@@ -6226,9 +6201,10 @@
       </w:pPr>
       <w:r>
         <w:rPr>
-          <w:b/>
-        </w:rPr>
-        <w:t>`ADEMAC-Validation.ps1`</w:t>
+          <w:rFonts w:ascii="Consolas" w:hAnsi="Consolas"/>
+          <w:sz w:val="19"/>
+        </w:rPr>
+        <w:t>ADEMAC-Validation.ps1</w:t>
       </w:r>
       <w:r>
         <w:t xml:space="preserve"> — validates a specific Mac: enrolled, supervised, ADE, SSO profile</w:t>
@@ -6245,9 +6221,10 @@
       </w:pPr>
       <w:r>
         <w:rPr>
-          <w:b/>
-        </w:rPr>
-        <w:t>`ADEMAC-DeviceReport.ps1`</w:t>
+          <w:rFonts w:ascii="Consolas" w:hAnsi="Consolas"/>
+          <w:sz w:val="19"/>
+        </w:rPr>
+        <w:t>ADEMAC-DeviceReport.ps1</w:t>
       </w:r>
       <w:r>
         <w:t xml:space="preserve"> — tenant-wide CSV report of macOS devices: enrollment type, OS</w:t>
@@ -6264,9 +6241,10 @@
       </w:pPr>
       <w:r>
         <w:rPr>
-          <w:b/>
-        </w:rPr>
-        <w:t>`ADEMAC-Remediation.ps1`</w:t>
+          <w:rFonts w:ascii="Consolas" w:hAnsi="Consolas"/>
+          <w:sz w:val="19"/>
+        </w:rPr>
+        <w:t>ADEMAC-Remediation.ps1</w:t>
       </w:r>
       <w:r>
         <w:t xml:space="preserve"> — safe remediation: re-sync the ADE token, re-assign the</w:t>
@@ -6283,9 +6261,10 @@
       </w:pPr>
       <w:r>
         <w:rPr>
-          <w:b/>
-        </w:rPr>
-        <w:t>`Set-PlatformSSOProfile.ps1`</w:t>
+          <w:rFonts w:ascii="Consolas" w:hAnsi="Consolas"/>
+          <w:sz w:val="19"/>
+        </w:rPr>
+        <w:t>Set-PlatformSSOProfile.ps1</w:t>
       </w:r>
       <w:r>
         <w:t xml:space="preserve"> — creates and assigns the Platform SSO (SSO app extension)</w:t>
@@ -6310,9 +6289,10 @@
       </w:pPr>
       <w:r>
         <w:rPr>
-          <w:b/>
-        </w:rPr>
-        <w:t>`ADEMAC-hero.png`</w:t>
+          <w:rFonts w:ascii="Consolas" w:hAnsi="Consolas"/>
+          <w:sz w:val="19"/>
+        </w:rPr>
+        <w:t>ADEMAC-hero.png</w:t>
       </w:r>
       <w:r>
         <w:t xml:space="preserve"> — the branded product image (1200×1200) used on the marketplace listing.</w:t>
